--- a/lessons/5-4/downloads/reveal/5.4-session-1-practice-form-b.docx
+++ b/lessons/5-4/downloads/reveal/5.4-session-1-practice-form-b.docx
@@ -15,7 +15,7 @@
         <w:rPr>
           <w:rFonts w:ascii="Avenir Next" w:hAnsi="Avenir Next" w:cs="Avenir Next" w:eastAsia="Avenir Next"/>
           <w:color w:val="1A1A1A"/>
-          <w:sz w:val="20"/>
+          <w:sz w:val="22"/>
           <w:szCs w:val="20"/>
         </w:rPr>
         <w:t xml:space="preserve">Name</w:t>
@@ -33,7 +33,7 @@
         <w:rPr>
           <w:rFonts w:ascii="Avenir Next" w:hAnsi="Avenir Next" w:cs="Avenir Next" w:eastAsia="Avenir Next"/>
           <w:color w:val="1A1A1A"/>
-          <w:sz w:val="20"/>
+          <w:sz w:val="22"/>
           <w:szCs w:val="20"/>
         </w:rPr>
         <w:t xml:space="preserve">   Date</w:t>
@@ -51,7 +51,7 @@
         <w:rPr>
           <w:rFonts w:ascii="Avenir Next" w:hAnsi="Avenir Next" w:cs="Avenir Next" w:eastAsia="Avenir Next"/>
           <w:color w:val="1A1A1A"/>
-          <w:sz w:val="20"/>
+          <w:sz w:val="22"/>
           <w:szCs w:val="20"/>
         </w:rPr>
         <w:t xml:space="preserve">   Period</w:t>
@@ -78,7 +78,7 @@
           <w:caps/>
           <w:color w:val="003A70"/>
           <w:spacing w:val="12"/>
-          <w:sz w:val="19"/>
+          <w:sz w:val="22"/>
           <w:szCs w:val="19"/>
         </w:rPr>
         <w:t xml:space="preserve">Lesson 5-4  ·  Session 1  ·  Practice  ·  Form B</w:t>
@@ -86,6 +86,7 @@
     </w:p>
     <w:p>
       <w:pPr>
+        <w:pStyle w:val="Heading1"/>
         <w:keepNext/>
         <w:spacing w:before="0" w:after="10" w:line="240" w:lineRule="auto"/>
       </w:pPr>
@@ -111,7 +112,7 @@
         <w:rPr>
           <w:rFonts w:ascii="Avenir Next" w:hAnsi="Avenir Next" w:cs="Avenir Next" w:eastAsia="Avenir Next"/>
           <w:color w:val="5A5F66"/>
-          <w:sz w:val="17"/>
+          <w:sz w:val="22"/>
           <w:szCs w:val="17"/>
         </w:rPr>
         <w:t xml:space="preserve">Learning target — I can find the area of a regular polygon by finding the area of one triangle and multiplying.</w:t>
@@ -128,7 +129,7 @@
     </w:p>
     <w:p>
       <w:pPr>
-        <w:spacing w:before="0" w:after="0" w:line="60" w:lineRule="auto"/>
+        <w:spacing w:before="0" w:after="0" w:line="50" w:lineRule="exact"/>
       </w:pPr>
     </w:p>
     <w:tbl>
@@ -167,6 +168,7 @@
           </w:tcPr>
           <w:p>
             <w:pPr>
+              <w:pStyle w:val="Heading2"/>
               <w:spacing w:before="0" w:after="40" w:line="264" w:lineRule="auto"/>
             </w:pPr>
             <w:r>
@@ -194,63 +196,63 @@
                 <w:rFonts w:ascii="Avenir Next" w:hAnsi="Avenir Next" w:cs="Avenir Next" w:eastAsia="Avenir Next"/>
                 <w:b/>
                 <w:color w:val="003A70"/>
+                <w:sz w:val="22"/>
+                <w:szCs w:val="18"/>
+              </w:rPr>
+              <w:t xml:space="preserve">•</w:t>
+            </w:r>
+            <w:r>
+              <w:rPr>
+                <w:rFonts w:ascii="Avenir Next" w:hAnsi="Avenir Next" w:cs="Avenir Next" w:eastAsia="Avenir Next"/>
+                <w:color w:val="1A1A1A"/>
                 <w:sz w:val="18"/>
                 <w:szCs w:val="18"/>
               </w:rPr>
-              <w:t xml:space="preserve">•</w:t>
-            </w:r>
-            <w:r>
-              <w:rPr>
-                <w:rFonts w:ascii="Avenir Next" w:hAnsi="Avenir Next" w:cs="Avenir Next" w:eastAsia="Avenir Next"/>
-                <w:color w:val="1A1A1A"/>
-                <w:sz w:val="18"/>
+              <w:tab/>
+            </w:r>
+            <w:r>
+              <w:rPr>
+                <w:rFonts w:ascii="Avenir Next" w:hAnsi="Avenir Next" w:cs="Avenir Next" w:eastAsia="Avenir Next"/>
+                <w:color w:val="1A1A1A"/>
+                <w:sz w:val="22"/>
                 <w:szCs w:val="18"/>
               </w:rPr>
-              <w:tab/>
-            </w:r>
-            <w:r>
-              <w:rPr>
-                <w:rFonts w:ascii="Avenir Next" w:hAnsi="Avenir Next" w:cs="Avenir Next" w:eastAsia="Avenir Next"/>
-                <w:color w:val="1A1A1A"/>
-                <w:sz w:val="18"/>
+              <w:t xml:space="preserve">A </w:t>
+            </w:r>
+            <w:r>
+              <w:rPr>
+                <w:rFonts w:ascii="Avenir Next" w:hAnsi="Avenir Next" w:cs="Avenir Next" w:eastAsia="Avenir Next"/>
+                <w:b/>
+                <w:color w:val="1A1A1A"/>
+                <w:sz w:val="22"/>
                 <w:szCs w:val="18"/>
               </w:rPr>
-              <w:t xml:space="preserve">A </w:t>
-            </w:r>
-            <w:r>
-              <w:rPr>
-                <w:rFonts w:ascii="Avenir Next" w:hAnsi="Avenir Next" w:cs="Avenir Next" w:eastAsia="Avenir Next"/>
-                <w:b/>
-                <w:color w:val="1A1A1A"/>
-                <w:sz w:val="18"/>
+              <w:t xml:space="preserve">regular polygon</w:t>
+            </w:r>
+            <w:r>
+              <w:rPr>
+                <w:rFonts w:ascii="Avenir Next" w:hAnsi="Avenir Next" w:cs="Avenir Next" w:eastAsia="Avenir Next"/>
+                <w:color w:val="1A1A1A"/>
+                <w:sz w:val="22"/>
                 <w:szCs w:val="18"/>
               </w:rPr>
-              <w:t xml:space="preserve">regular polygon</w:t>
-            </w:r>
-            <w:r>
-              <w:rPr>
-                <w:rFonts w:ascii="Avenir Next" w:hAnsi="Avenir Next" w:cs="Avenir Next" w:eastAsia="Avenir Next"/>
-                <w:color w:val="1A1A1A"/>
-                <w:sz w:val="18"/>
+              <w:t xml:space="preserve"> has equal sides and equal angles. Lines from the center make </w:t>
+            </w:r>
+            <w:r>
+              <w:rPr>
+                <w:rFonts w:ascii="Avenir Next" w:hAnsi="Avenir Next" w:cs="Avenir Next" w:eastAsia="Avenir Next"/>
+                <w:b/>
+                <w:color w:val="1A1A1A"/>
+                <w:sz w:val="22"/>
                 <w:szCs w:val="18"/>
               </w:rPr>
-              <w:t xml:space="preserve"> has equal sides and equal angles. Lines from the center make </w:t>
-            </w:r>
-            <w:r>
-              <w:rPr>
-                <w:rFonts w:ascii="Avenir Next" w:hAnsi="Avenir Next" w:cs="Avenir Next" w:eastAsia="Avenir Next"/>
-                <w:b/>
-                <w:color w:val="1A1A1A"/>
-                <w:sz w:val="18"/>
-                <w:szCs w:val="18"/>
-              </w:rPr>
               <w:t xml:space="preserve">congruent triangles</w:t>
             </w:r>
             <w:r>
               <w:rPr>
                 <w:rFonts w:ascii="Avenir Next" w:hAnsi="Avenir Next" w:cs="Avenir Next" w:eastAsia="Avenir Next"/>
                 <w:color w:val="1A1A1A"/>
-                <w:sz w:val="18"/>
+                <w:sz w:val="22"/>
                 <w:szCs w:val="18"/>
               </w:rPr>
               <w:t xml:space="preserve">.</w:t>
@@ -269,44 +271,44 @@
                 <w:rFonts w:ascii="Avenir Next" w:hAnsi="Avenir Next" w:cs="Avenir Next" w:eastAsia="Avenir Next"/>
                 <w:b/>
                 <w:color w:val="003A70"/>
+                <w:sz w:val="22"/>
+                <w:szCs w:val="18"/>
+              </w:rPr>
+              <w:t xml:space="preserve">•</w:t>
+            </w:r>
+            <w:r>
+              <w:rPr>
+                <w:rFonts w:ascii="Avenir Next" w:hAnsi="Avenir Next" w:cs="Avenir Next" w:eastAsia="Avenir Next"/>
+                <w:color w:val="1A1A1A"/>
                 <w:sz w:val="18"/>
                 <w:szCs w:val="18"/>
               </w:rPr>
-              <w:t xml:space="preserve">•</w:t>
-            </w:r>
-            <w:r>
-              <w:rPr>
-                <w:rFonts w:ascii="Avenir Next" w:hAnsi="Avenir Next" w:cs="Avenir Next" w:eastAsia="Avenir Next"/>
-                <w:color w:val="1A1A1A"/>
-                <w:sz w:val="18"/>
+              <w:tab/>
+            </w:r>
+            <w:r>
+              <w:rPr>
+                <w:rFonts w:ascii="Avenir Next" w:hAnsi="Avenir Next" w:cs="Avenir Next" w:eastAsia="Avenir Next"/>
+                <w:color w:val="1A1A1A"/>
+                <w:sz w:val="22"/>
                 <w:szCs w:val="18"/>
               </w:rPr>
-              <w:tab/>
-            </w:r>
-            <w:r>
-              <w:rPr>
-                <w:rFonts w:ascii="Avenir Next" w:hAnsi="Avenir Next" w:cs="Avenir Next" w:eastAsia="Avenir Next"/>
-                <w:color w:val="1A1A1A"/>
-                <w:sz w:val="18"/>
+              <w:t xml:space="preserve">Each triangle’s base is one side. Its height is the </w:t>
+            </w:r>
+            <w:r>
+              <w:rPr>
+                <w:rFonts w:ascii="Avenir Next" w:hAnsi="Avenir Next" w:cs="Avenir Next" w:eastAsia="Avenir Next"/>
+                <w:b/>
+                <w:color w:val="1A1A1A"/>
+                <w:sz w:val="22"/>
                 <w:szCs w:val="18"/>
               </w:rPr>
-              <w:t xml:space="preserve">Each triangle’s base is one side. Its height is the </w:t>
-            </w:r>
-            <w:r>
-              <w:rPr>
-                <w:rFonts w:ascii="Avenir Next" w:hAnsi="Avenir Next" w:cs="Avenir Next" w:eastAsia="Avenir Next"/>
-                <w:b/>
-                <w:color w:val="1A1A1A"/>
-                <w:sz w:val="18"/>
-                <w:szCs w:val="18"/>
-              </w:rPr>
               <w:t xml:space="preserve">apothem</w:t>
             </w:r>
             <w:r>
               <w:rPr>
                 <w:rFonts w:ascii="Avenir Next" w:hAnsi="Avenir Next" w:cs="Avenir Next" w:eastAsia="Avenir Next"/>
                 <w:color w:val="1A1A1A"/>
-                <w:sz w:val="18"/>
+                <w:sz w:val="22"/>
                 <w:szCs w:val="18"/>
               </w:rPr>
               <w:t xml:space="preserve">.</w:t>
@@ -325,35 +327,35 @@
                 <w:rFonts w:ascii="Avenir Next" w:hAnsi="Avenir Next" w:cs="Avenir Next" w:eastAsia="Avenir Next"/>
                 <w:b/>
                 <w:color w:val="003A70"/>
+                <w:sz w:val="22"/>
+                <w:szCs w:val="18"/>
+              </w:rPr>
+              <w:t xml:space="preserve">•</w:t>
+            </w:r>
+            <w:r>
+              <w:rPr>
+                <w:rFonts w:ascii="Avenir Next" w:hAnsi="Avenir Next" w:cs="Avenir Next" w:eastAsia="Avenir Next"/>
+                <w:color w:val="1A1A1A"/>
                 <w:sz w:val="18"/>
                 <w:szCs w:val="18"/>
               </w:rPr>
-              <w:t xml:space="preserve">•</w:t>
-            </w:r>
-            <w:r>
-              <w:rPr>
-                <w:rFonts w:ascii="Avenir Next" w:hAnsi="Avenir Next" w:cs="Avenir Next" w:eastAsia="Avenir Next"/>
-                <w:color w:val="1A1A1A"/>
-                <w:sz w:val="18"/>
+              <w:tab/>
+            </w:r>
+            <w:r>
+              <w:rPr>
+                <w:rFonts w:ascii="Avenir Next" w:hAnsi="Avenir Next" w:cs="Avenir Next" w:eastAsia="Avenir Next"/>
+                <w:b/>
+                <w:color w:val="1A1A1A"/>
+                <w:sz w:val="22"/>
                 <w:szCs w:val="18"/>
               </w:rPr>
-              <w:tab/>
-            </w:r>
-            <w:r>
-              <w:rPr>
-                <w:rFonts w:ascii="Avenir Next" w:hAnsi="Avenir Next" w:cs="Avenir Next" w:eastAsia="Avenir Next"/>
-                <w:b/>
-                <w:color w:val="1A1A1A"/>
-                <w:sz w:val="18"/>
-                <w:szCs w:val="18"/>
-              </w:rPr>
               <w:t xml:space="preserve">Area = n × (½ × side × apothem)</w:t>
             </w:r>
             <w:r>
               <w:rPr>
                 <w:rFonts w:ascii="Avenir Next" w:hAnsi="Avenir Next" w:cs="Avenir Next" w:eastAsia="Avenir Next"/>
                 <w:color w:val="1A1A1A"/>
-                <w:sz w:val="18"/>
+                <w:sz w:val="22"/>
                 <w:szCs w:val="18"/>
               </w:rPr>
               <w:t xml:space="preserve">. Use ≈ when the apothem is rounded.</w:t>
@@ -368,6 +370,7 @@
           </w:tcPr>
           <w:p>
             <w:pPr>
+              <w:pStyle w:val="Heading2"/>
               <w:spacing w:before="0" w:after="40" w:line="264" w:lineRule="auto"/>
             </w:pPr>
             <w:r>
@@ -390,7 +393,7 @@
               <w:rPr>
                 <w:rFonts w:ascii="Avenir Next" w:hAnsi="Avenir Next" w:cs="Avenir Next" w:eastAsia="Avenir Next"/>
                 <w:color w:val="1A1A1A"/>
-                <w:sz w:val="17"/>
+                <w:sz w:val="22"/>
                 <w:szCs w:val="17"/>
               </w:rPr>
               <w:t xml:space="preserve">Regular pentagon: sides 10 cm, apothem about 7 cm.</w:t>
@@ -409,25 +412,25 @@
                 <w:rFonts w:ascii="Avenir Next" w:hAnsi="Avenir Next" w:cs="Avenir Next" w:eastAsia="Avenir Next"/>
                 <w:b/>
                 <w:color w:val="003A70"/>
+                <w:sz w:val="22"/>
+                <w:szCs w:val="17"/>
+              </w:rPr>
+              <w:t xml:space="preserve">Step 1</w:t>
+            </w:r>
+            <w:r>
+              <w:rPr>
+                <w:rFonts w:ascii="Avenir Next" w:hAnsi="Avenir Next" w:cs="Avenir Next" w:eastAsia="Avenir Next"/>
+                <w:color w:val="1A1A1A"/>
                 <w:sz w:val="17"/>
                 <w:szCs w:val="17"/>
               </w:rPr>
-              <w:t xml:space="preserve">Step 1</w:t>
-            </w:r>
-            <w:r>
-              <w:rPr>
-                <w:rFonts w:ascii="Avenir Next" w:hAnsi="Avenir Next" w:cs="Avenir Next" w:eastAsia="Avenir Next"/>
-                <w:color w:val="1A1A1A"/>
-                <w:sz w:val="17"/>
-                <w:szCs w:val="17"/>
-              </w:rPr>
               <w:tab/>
             </w:r>
             <w:r>
               <w:rPr>
                 <w:rFonts w:ascii="Avenir Next" w:hAnsi="Avenir Next" w:cs="Avenir Next" w:eastAsia="Avenir Next"/>
                 <w:color w:val="1A1A1A"/>
-                <w:sz w:val="17"/>
+                <w:sz w:val="22"/>
                 <w:szCs w:val="17"/>
               </w:rPr>
               <w:t xml:space="preserve">5 sides make 5 triangles.</w:t>
@@ -446,25 +449,25 @@
                 <w:rFonts w:ascii="Avenir Next" w:hAnsi="Avenir Next" w:cs="Avenir Next" w:eastAsia="Avenir Next"/>
                 <w:b/>
                 <w:color w:val="003A70"/>
+                <w:sz w:val="22"/>
+                <w:szCs w:val="17"/>
+              </w:rPr>
+              <w:t xml:space="preserve">Step 2</w:t>
+            </w:r>
+            <w:r>
+              <w:rPr>
+                <w:rFonts w:ascii="Avenir Next" w:hAnsi="Avenir Next" w:cs="Avenir Next" w:eastAsia="Avenir Next"/>
+                <w:color w:val="1A1A1A"/>
                 <w:sz w:val="17"/>
                 <w:szCs w:val="17"/>
               </w:rPr>
-              <w:t xml:space="preserve">Step 2</w:t>
-            </w:r>
-            <w:r>
-              <w:rPr>
-                <w:rFonts w:ascii="Avenir Next" w:hAnsi="Avenir Next" w:cs="Avenir Next" w:eastAsia="Avenir Next"/>
-                <w:color w:val="1A1A1A"/>
-                <w:sz w:val="17"/>
-                <w:szCs w:val="17"/>
-              </w:rPr>
               <w:tab/>
             </w:r>
             <w:r>
               <w:rPr>
                 <w:rFonts w:ascii="Avenir Next" w:hAnsi="Avenir Next" w:cs="Avenir Next" w:eastAsia="Avenir Next"/>
                 <w:color w:val="1A1A1A"/>
-                <w:sz w:val="17"/>
+                <w:sz w:val="22"/>
                 <w:szCs w:val="17"/>
               </w:rPr>
               <w:t xml:space="preserve">One triangle: ½ × 10 × 7 = 35 cm².</w:t>
@@ -483,25 +486,25 @@
                 <w:rFonts w:ascii="Avenir Next" w:hAnsi="Avenir Next" w:cs="Avenir Next" w:eastAsia="Avenir Next"/>
                 <w:b/>
                 <w:color w:val="003A70"/>
+                <w:sz w:val="22"/>
+                <w:szCs w:val="17"/>
+              </w:rPr>
+              <w:t xml:space="preserve">Step 3</w:t>
+            </w:r>
+            <w:r>
+              <w:rPr>
+                <w:rFonts w:ascii="Avenir Next" w:hAnsi="Avenir Next" w:cs="Avenir Next" w:eastAsia="Avenir Next"/>
+                <w:color w:val="1A1A1A"/>
                 <w:sz w:val="17"/>
                 <w:szCs w:val="17"/>
               </w:rPr>
-              <w:t xml:space="preserve">Step 3</w:t>
-            </w:r>
-            <w:r>
-              <w:rPr>
-                <w:rFonts w:ascii="Avenir Next" w:hAnsi="Avenir Next" w:cs="Avenir Next" w:eastAsia="Avenir Next"/>
-                <w:color w:val="1A1A1A"/>
-                <w:sz w:val="17"/>
-                <w:szCs w:val="17"/>
-              </w:rPr>
               <w:tab/>
             </w:r>
             <w:r>
               <w:rPr>
                 <w:rFonts w:ascii="Avenir Next" w:hAnsi="Avenir Next" w:cs="Avenir Next" w:eastAsia="Avenir Next"/>
                 <w:color w:val="1A1A1A"/>
-                <w:sz w:val="17"/>
+                <w:sz w:val="22"/>
                 <w:szCs w:val="17"/>
               </w:rPr>
               <w:t xml:space="preserve">Five triangles: 5 × 35 = 175.</w:t>
@@ -520,18 +523,18 @@
                 <w:rFonts w:ascii="Avenir Next" w:hAnsi="Avenir Next" w:cs="Avenir Next" w:eastAsia="Avenir Next"/>
                 <w:b/>
                 <w:color w:val="1A1A1A"/>
+                <w:sz w:val="22"/>
+                <w:szCs w:val="17"/>
+              </w:rPr>
+              <w:t xml:space="preserve">Answer</w:t>
+            </w:r>
+            <w:r>
+              <w:rPr>
+                <w:rFonts w:ascii="Avenir Next" w:hAnsi="Avenir Next" w:cs="Avenir Next" w:eastAsia="Avenir Next"/>
+                <w:color w:val="1A1A1A"/>
                 <w:sz w:val="17"/>
                 <w:szCs w:val="17"/>
               </w:rPr>
-              <w:t xml:space="preserve">Answer</w:t>
-            </w:r>
-            <w:r>
-              <w:rPr>
-                <w:rFonts w:ascii="Avenir Next" w:hAnsi="Avenir Next" w:cs="Avenir Next" w:eastAsia="Avenir Next"/>
-                <w:color w:val="1A1A1A"/>
-                <w:sz w:val="17"/>
-                <w:szCs w:val="17"/>
-              </w:rPr>
               <w:tab/>
             </w:r>
             <w:r>
@@ -539,7 +542,7 @@
                 <w:rFonts w:ascii="Avenir Next" w:hAnsi="Avenir Next" w:cs="Avenir Next" w:eastAsia="Avenir Next"/>
                 <w:b/>
                 <w:color w:val="1A1A1A"/>
-                <w:sz w:val="17"/>
+                <w:sz w:val="22"/>
                 <w:szCs w:val="17"/>
               </w:rPr>
               <w:t xml:space="preserve">Area ≈ 175 cm²</w:t>
@@ -568,7 +571,7 @@
           <w:rFonts w:ascii="Avenir Next" w:hAnsi="Avenir Next" w:cs="Avenir Next" w:eastAsia="Avenir Next"/>
           <w:b/>
           <w:color w:val="1A1A1A"/>
-          <w:sz w:val="17"/>
+          <w:sz w:val="22"/>
           <w:szCs w:val="17"/>
         </w:rPr>
         <w:t xml:space="preserve">regular polygon</w:t>
@@ -578,7 +581,7 @@
           <w:rFonts w:ascii="Avenir Next" w:hAnsi="Avenir Next" w:cs="Avenir Next" w:eastAsia="Avenir Next"/>
           <w:i/>
           <w:color w:val="5A5F66"/>
-          <w:sz w:val="17"/>
+          <w:sz w:val="22"/>
           <w:szCs w:val="17"/>
         </w:rPr>
         <w:t xml:space="preserve"> (polígono regular)</w:t>
@@ -587,7 +590,7 @@
         <w:rPr>
           <w:rFonts w:ascii="Avenir Next" w:hAnsi="Avenir Next" w:cs="Avenir Next" w:eastAsia="Avenir Next"/>
           <w:color w:val="5A5F66"/>
-          <w:sz w:val="17"/>
+          <w:sz w:val="22"/>
           <w:szCs w:val="17"/>
         </w:rPr>
         <w:t xml:space="preserve">   ·   </w:t>
@@ -597,7 +600,7 @@
           <w:rFonts w:ascii="Avenir Next" w:hAnsi="Avenir Next" w:cs="Avenir Next" w:eastAsia="Avenir Next"/>
           <w:b/>
           <w:color w:val="1A1A1A"/>
-          <w:sz w:val="17"/>
+          <w:sz w:val="22"/>
           <w:szCs w:val="17"/>
         </w:rPr>
         <w:t xml:space="preserve">apothem</w:t>
@@ -607,7 +610,7 @@
           <w:rFonts w:ascii="Avenir Next" w:hAnsi="Avenir Next" w:cs="Avenir Next" w:eastAsia="Avenir Next"/>
           <w:i/>
           <w:color w:val="5A5F66"/>
-          <w:sz w:val="17"/>
+          <w:sz w:val="22"/>
           <w:szCs w:val="17"/>
         </w:rPr>
         <w:t xml:space="preserve"> (apotema)</w:t>
@@ -616,7 +619,7 @@
         <w:rPr>
           <w:rFonts w:ascii="Avenir Next" w:hAnsi="Avenir Next" w:cs="Avenir Next" w:eastAsia="Avenir Next"/>
           <w:color w:val="5A5F66"/>
-          <w:sz w:val="17"/>
+          <w:sz w:val="22"/>
           <w:szCs w:val="17"/>
         </w:rPr>
         <w:t xml:space="preserve">   ·   </w:t>
@@ -626,7 +629,7 @@
           <w:rFonts w:ascii="Avenir Next" w:hAnsi="Avenir Next" w:cs="Avenir Next" w:eastAsia="Avenir Next"/>
           <w:b/>
           <w:color w:val="1A1A1A"/>
-          <w:sz w:val="17"/>
+          <w:sz w:val="22"/>
           <w:szCs w:val="17"/>
         </w:rPr>
         <w:t xml:space="preserve">congruent</w:t>
@@ -636,7 +639,7 @@
           <w:rFonts w:ascii="Avenir Next" w:hAnsi="Avenir Next" w:cs="Avenir Next" w:eastAsia="Avenir Next"/>
           <w:i/>
           <w:color w:val="5A5F66"/>
-          <w:sz w:val="17"/>
+          <w:sz w:val="22"/>
           <w:szCs w:val="17"/>
         </w:rPr>
         <w:t xml:space="preserve"> (congruente)</w:t>
@@ -644,6 +647,7 @@
     </w:p>
     <w:p>
       <w:pPr>
+        <w:pStyle w:val="Heading2"/>
         <w:keepNext/>
         <w:pBdr>
           <w:bottom w:val="single" w:sz="8" w:space="3" w:color="003A70"/>
@@ -659,7 +663,7 @@
           <w:b/>
           <w:color w:val="003A70"/>
           <w:spacing w:val="14"/>
-          <w:sz w:val="19"/>
+          <w:sz w:val="22"/>
           <w:szCs w:val="19"/>
         </w:rPr>
         <w:t xml:space="preserve">PRACTICE</w:t>
@@ -678,7 +682,7 @@
           <w:rFonts w:ascii="Avenir Next" w:hAnsi="Avenir Next" w:cs="Avenir Next" w:eastAsia="Avenir Next"/>
           <w:i/>
           <w:color w:val="5A5F66"/>
-          <w:sz w:val="17"/>
+          <w:sz w:val="22"/>
           <w:szCs w:val="17"/>
         </w:rPr>
         <w:t xml:space="preserve">show your work · label units</w:t>
@@ -686,7 +690,7 @@
     </w:p>
     <w:p>
       <w:pPr>
-        <w:spacing w:before="0" w:after="0" w:line="20" w:lineRule="exact"/>
+        <w:spacing w:before="0" w:after="0" w:line="50" w:lineRule="exact"/>
       </w:pPr>
     </w:p>
     <w:tbl>
@@ -736,25 +740,25 @@
                 <w:rFonts w:ascii="Avenir Next" w:hAnsi="Avenir Next" w:cs="Avenir Next" w:eastAsia="Avenir Next"/>
                 <w:b/>
                 <w:color w:val="1A1A1A"/>
+                <w:sz w:val="22"/>
+                <w:szCs w:val="20"/>
+              </w:rPr>
+              <w:t xml:space="preserve">1.</w:t>
+            </w:r>
+            <w:r>
+              <w:rPr>
+                <w:rFonts w:ascii="Avenir Next" w:hAnsi="Avenir Next" w:cs="Avenir Next" w:eastAsia="Avenir Next"/>
+                <w:color w:val="1A1A1A"/>
                 <w:sz w:val="20"/>
                 <w:szCs w:val="20"/>
               </w:rPr>
-              <w:t xml:space="preserve">1.</w:t>
-            </w:r>
-            <w:r>
-              <w:rPr>
-                <w:rFonts w:ascii="Avenir Next" w:hAnsi="Avenir Next" w:cs="Avenir Next" w:eastAsia="Avenir Next"/>
-                <w:color w:val="1A1A1A"/>
-                <w:sz w:val="20"/>
-                <w:szCs w:val="20"/>
-              </w:rPr>
               <w:tab/>
             </w:r>
             <w:r>
               <w:rPr>
                 <w:rFonts w:ascii="Avenir Next" w:hAnsi="Avenir Next" w:cs="Avenir Next" w:eastAsia="Avenir Next"/>
                 <w:color w:val="1A1A1A"/>
-                <w:sz w:val="20"/>
+                <w:sz w:val="22"/>
                 <w:szCs w:val="20"/>
               </w:rPr>
               <w:t xml:space="preserve">Find the area of one center triangle: ½ × side × apothem.</w:t>
@@ -809,10 +813,28 @@
                       <w:rFonts w:ascii="Avenir Next" w:hAnsi="Avenir Next" w:cs="Avenir Next" w:eastAsia="Avenir Next"/>
                       <w:b/>
                       <w:color w:val="003A70"/>
+                      <w:sz w:val="22"/>
+                      <w:szCs w:val="20"/>
+                    </w:rPr>
+                    <w:t xml:space="preserve">a.</w:t>
+                  </w:r>
+                  <w:r>
+                    <w:rPr>
+                      <w:rFonts w:ascii="Avenir Next" w:hAnsi="Avenir Next" w:cs="Avenir Next" w:eastAsia="Avenir Next"/>
+                      <w:color w:val="1A1A1A"/>
                       <w:sz w:val="20"/>
                       <w:szCs w:val="20"/>
                     </w:rPr>
-                    <w:t xml:space="preserve">a.</w:t>
+                    <w:tab/>
+                  </w:r>
+                  <w:r>
+                    <w:rPr>
+                      <w:rFonts w:ascii="Avenir Next" w:hAnsi="Avenir Next" w:cs="Avenir Next" w:eastAsia="Avenir Next"/>
+                      <w:color w:val="1A1A1A"/>
+                      <w:sz w:val="22"/>
+                      <w:szCs w:val="20"/>
+                    </w:rPr>
+                    <w:t xml:space="preserve">side 12 cm, apothem 8 cm</w:t>
                   </w:r>
                   <w:r>
                     <w:rPr>
@@ -821,7 +843,7 @@
                       <w:sz w:val="20"/>
                       <w:szCs w:val="20"/>
                     </w:rPr>
-                    <w:tab/>
+                    <w:t xml:space="preserve">  </w:t>
                   </w:r>
                   <w:r>
                     <w:rPr>
@@ -829,24 +851,6 @@
                       <w:color w:val="1A1A1A"/>
                       <w:sz w:val="20"/>
                       <w:szCs w:val="20"/>
-                    </w:rPr>
-                    <w:t xml:space="preserve">side 12 cm, apothem 8 cm</w:t>
-                  </w:r>
-                  <w:r>
-                    <w:rPr>
-                      <w:rFonts w:ascii="Avenir Next" w:hAnsi="Avenir Next" w:cs="Avenir Next" w:eastAsia="Avenir Next"/>
-                      <w:color w:val="1A1A1A"/>
-                      <w:sz w:val="20"/>
-                      <w:szCs w:val="20"/>
-                    </w:rPr>
-                    <w:t xml:space="preserve">  </w:t>
-                  </w:r>
-                  <w:r>
-                    <w:rPr>
-                      <w:rFonts w:ascii="Avenir Next" w:hAnsi="Avenir Next" w:cs="Avenir Next" w:eastAsia="Avenir Next"/>
-                      <w:color w:val="1A1A1A"/>
-                      <w:sz w:val="20"/>
-                      <w:szCs w:val="20"/>
                       <w:u w:val="single"/>
                     </w:rPr>
                     <w:t xml:space="preserve">       </w:t>
@@ -855,7 +859,7 @@
                     <w:rPr>
                       <w:rFonts w:ascii="Avenir Next" w:hAnsi="Avenir Next" w:cs="Avenir Next" w:eastAsia="Avenir Next"/>
                       <w:color w:val="1A1A1A"/>
-                      <w:sz w:val="20"/>
+                      <w:sz w:val="22"/>
                       <w:szCs w:val="20"/>
                     </w:rPr>
                     <w:t xml:space="preserve"> cm²</w:t>
@@ -880,10 +884,28 @@
                       <w:rFonts w:ascii="Avenir Next" w:hAnsi="Avenir Next" w:cs="Avenir Next" w:eastAsia="Avenir Next"/>
                       <w:b/>
                       <w:color w:val="003A70"/>
+                      <w:sz w:val="22"/>
+                      <w:szCs w:val="20"/>
+                    </w:rPr>
+                    <w:t xml:space="preserve">b.</w:t>
+                  </w:r>
+                  <w:r>
+                    <w:rPr>
+                      <w:rFonts w:ascii="Avenir Next" w:hAnsi="Avenir Next" w:cs="Avenir Next" w:eastAsia="Avenir Next"/>
+                      <w:color w:val="1A1A1A"/>
                       <w:sz w:val="20"/>
                       <w:szCs w:val="20"/>
                     </w:rPr>
-                    <w:t xml:space="preserve">b.</w:t>
+                    <w:tab/>
+                  </w:r>
+                  <w:r>
+                    <w:rPr>
+                      <w:rFonts w:ascii="Avenir Next" w:hAnsi="Avenir Next" w:cs="Avenir Next" w:eastAsia="Avenir Next"/>
+                      <w:color w:val="1A1A1A"/>
+                      <w:sz w:val="22"/>
+                      <w:szCs w:val="20"/>
+                    </w:rPr>
+                    <w:t xml:space="preserve">side 14 in, apothem 9 in</w:t>
                   </w:r>
                   <w:r>
                     <w:rPr>
@@ -892,7 +914,7 @@
                       <w:sz w:val="20"/>
                       <w:szCs w:val="20"/>
                     </w:rPr>
-                    <w:tab/>
+                    <w:t xml:space="preserve">  </w:t>
                   </w:r>
                   <w:r>
                     <w:rPr>
@@ -900,24 +922,6 @@
                       <w:color w:val="1A1A1A"/>
                       <w:sz w:val="20"/>
                       <w:szCs w:val="20"/>
-                    </w:rPr>
-                    <w:t xml:space="preserve">side 14 in, apothem 9 in</w:t>
-                  </w:r>
-                  <w:r>
-                    <w:rPr>
-                      <w:rFonts w:ascii="Avenir Next" w:hAnsi="Avenir Next" w:cs="Avenir Next" w:eastAsia="Avenir Next"/>
-                      <w:color w:val="1A1A1A"/>
-                      <w:sz w:val="20"/>
-                      <w:szCs w:val="20"/>
-                    </w:rPr>
-                    <w:t xml:space="preserve">  </w:t>
-                  </w:r>
-                  <w:r>
-                    <w:rPr>
-                      <w:rFonts w:ascii="Avenir Next" w:hAnsi="Avenir Next" w:cs="Avenir Next" w:eastAsia="Avenir Next"/>
-                      <w:color w:val="1A1A1A"/>
-                      <w:sz w:val="20"/>
-                      <w:szCs w:val="20"/>
                       <w:u w:val="single"/>
                     </w:rPr>
                     <w:t xml:space="preserve">       </w:t>
@@ -926,7 +930,7 @@
                     <w:rPr>
                       <w:rFonts w:ascii="Avenir Next" w:hAnsi="Avenir Next" w:cs="Avenir Next" w:eastAsia="Avenir Next"/>
                       <w:color w:val="1A1A1A"/>
-                      <w:sz w:val="20"/>
+                      <w:sz w:val="22"/>
                       <w:szCs w:val="20"/>
                     </w:rPr>
                     <w:t xml:space="preserve"> in²</w:t>
@@ -957,10 +961,28 @@
                       <w:rFonts w:ascii="Avenir Next" w:hAnsi="Avenir Next" w:cs="Avenir Next" w:eastAsia="Avenir Next"/>
                       <w:b/>
                       <w:color w:val="003A70"/>
+                      <w:sz w:val="22"/>
+                      <w:szCs w:val="20"/>
+                    </w:rPr>
+                    <w:t xml:space="preserve">c.</w:t>
+                  </w:r>
+                  <w:r>
+                    <w:rPr>
+                      <w:rFonts w:ascii="Avenir Next" w:hAnsi="Avenir Next" w:cs="Avenir Next" w:eastAsia="Avenir Next"/>
+                      <w:color w:val="1A1A1A"/>
                       <w:sz w:val="20"/>
                       <w:szCs w:val="20"/>
                     </w:rPr>
-                    <w:t xml:space="preserve">c.</w:t>
+                    <w:tab/>
+                  </w:r>
+                  <w:r>
+                    <w:rPr>
+                      <w:rFonts w:ascii="Avenir Next" w:hAnsi="Avenir Next" w:cs="Avenir Next" w:eastAsia="Avenir Next"/>
+                      <w:color w:val="1A1A1A"/>
+                      <w:sz w:val="22"/>
+                      <w:szCs w:val="20"/>
+                    </w:rPr>
+                    <w:t xml:space="preserve">side 5 m, apothem 6 m</w:t>
                   </w:r>
                   <w:r>
                     <w:rPr>
@@ -969,7 +991,7 @@
                       <w:sz w:val="20"/>
                       <w:szCs w:val="20"/>
                     </w:rPr>
-                    <w:tab/>
+                    <w:t xml:space="preserve">  </w:t>
                   </w:r>
                   <w:r>
                     <w:rPr>
@@ -977,24 +999,6 @@
                       <w:color w:val="1A1A1A"/>
                       <w:sz w:val="20"/>
                       <w:szCs w:val="20"/>
-                    </w:rPr>
-                    <w:t xml:space="preserve">side 5 m, apothem 6 m</w:t>
-                  </w:r>
-                  <w:r>
-                    <w:rPr>
-                      <w:rFonts w:ascii="Avenir Next" w:hAnsi="Avenir Next" w:cs="Avenir Next" w:eastAsia="Avenir Next"/>
-                      <w:color w:val="1A1A1A"/>
-                      <w:sz w:val="20"/>
-                      <w:szCs w:val="20"/>
-                    </w:rPr>
-                    <w:t xml:space="preserve">  </w:t>
-                  </w:r>
-                  <w:r>
-                    <w:rPr>
-                      <w:rFonts w:ascii="Avenir Next" w:hAnsi="Avenir Next" w:cs="Avenir Next" w:eastAsia="Avenir Next"/>
-                      <w:color w:val="1A1A1A"/>
-                      <w:sz w:val="20"/>
-                      <w:szCs w:val="20"/>
                       <w:u w:val="single"/>
                     </w:rPr>
                     <w:t xml:space="preserve">       </w:t>
@@ -1003,7 +1007,7 @@
                     <w:rPr>
                       <w:rFonts w:ascii="Avenir Next" w:hAnsi="Avenir Next" w:cs="Avenir Next" w:eastAsia="Avenir Next"/>
                       <w:color w:val="1A1A1A"/>
-                      <w:sz w:val="20"/>
+                      <w:sz w:val="22"/>
                       <w:szCs w:val="20"/>
                     </w:rPr>
                     <w:t xml:space="preserve"> m²</w:t>
@@ -1028,10 +1032,28 @@
                       <w:rFonts w:ascii="Avenir Next" w:hAnsi="Avenir Next" w:cs="Avenir Next" w:eastAsia="Avenir Next"/>
                       <w:b/>
                       <w:color w:val="003A70"/>
+                      <w:sz w:val="22"/>
+                      <w:szCs w:val="20"/>
+                    </w:rPr>
+                    <w:t xml:space="preserve">d.</w:t>
+                  </w:r>
+                  <w:r>
+                    <w:rPr>
+                      <w:rFonts w:ascii="Avenir Next" w:hAnsi="Avenir Next" w:cs="Avenir Next" w:eastAsia="Avenir Next"/>
+                      <w:color w:val="1A1A1A"/>
                       <w:sz w:val="20"/>
                       <w:szCs w:val="20"/>
                     </w:rPr>
-                    <w:t xml:space="preserve">d.</w:t>
+                    <w:tab/>
+                  </w:r>
+                  <w:r>
+                    <w:rPr>
+                      <w:rFonts w:ascii="Avenir Next" w:hAnsi="Avenir Next" w:cs="Avenir Next" w:eastAsia="Avenir Next"/>
+                      <w:color w:val="1A1A1A"/>
+                      <w:sz w:val="22"/>
+                      <w:szCs w:val="20"/>
+                    </w:rPr>
+                    <w:t xml:space="preserve">side 9 ft, apothem 10 ft</w:t>
                   </w:r>
                   <w:r>
                     <w:rPr>
@@ -1040,7 +1062,7 @@
                       <w:sz w:val="20"/>
                       <w:szCs w:val="20"/>
                     </w:rPr>
-                    <w:tab/>
+                    <w:t xml:space="preserve">  </w:t>
                   </w:r>
                   <w:r>
                     <w:rPr>
@@ -1048,24 +1070,6 @@
                       <w:color w:val="1A1A1A"/>
                       <w:sz w:val="20"/>
                       <w:szCs w:val="20"/>
-                    </w:rPr>
-                    <w:t xml:space="preserve">side 9 ft, apothem 10 ft</w:t>
-                  </w:r>
-                  <w:r>
-                    <w:rPr>
-                      <w:rFonts w:ascii="Avenir Next" w:hAnsi="Avenir Next" w:cs="Avenir Next" w:eastAsia="Avenir Next"/>
-                      <w:color w:val="1A1A1A"/>
-                      <w:sz w:val="20"/>
-                      <w:szCs w:val="20"/>
-                    </w:rPr>
-                    <w:t xml:space="preserve">  </w:t>
-                  </w:r>
-                  <w:r>
-                    <w:rPr>
-                      <w:rFonts w:ascii="Avenir Next" w:hAnsi="Avenir Next" w:cs="Avenir Next" w:eastAsia="Avenir Next"/>
-                      <w:color w:val="1A1A1A"/>
-                      <w:sz w:val="20"/>
-                      <w:szCs w:val="20"/>
                       <w:u w:val="single"/>
                     </w:rPr>
                     <w:t xml:space="preserve">       </w:t>
@@ -1074,7 +1078,7 @@
                     <w:rPr>
                       <w:rFonts w:ascii="Avenir Next" w:hAnsi="Avenir Next" w:cs="Avenir Next" w:eastAsia="Avenir Next"/>
                       <w:color w:val="1A1A1A"/>
-                      <w:sz w:val="20"/>
+                      <w:sz w:val="22"/>
                       <w:szCs w:val="20"/>
                     </w:rPr>
                     <w:t xml:space="preserve"> ft²</w:t>
@@ -1085,7 +1089,7 @@
           </w:tbl>
           <w:p>
             <w:pPr>
-              <w:spacing w:before="0" w:after="0" w:line="24" w:lineRule="auto"/>
+              <w:spacing w:before="0" w:after="0" w:line="50" w:lineRule="exact"/>
             </w:pPr>
           </w:p>
         </w:tc>
@@ -1093,12 +1097,12 @@
     </w:tbl>
     <w:p>
       <w:pPr>
-        <w:spacing w:before="0" w:after="0" w:line="20" w:lineRule="exact"/>
+        <w:spacing w:before="0" w:after="0" w:line="50" w:lineRule="exact"/>
       </w:pPr>
     </w:p>
     <w:p>
       <w:pPr>
-        <w:spacing w:before="0" w:after="0" w:line="20" w:lineRule="exact"/>
+        <w:spacing w:before="0" w:after="0" w:line="50" w:lineRule="exact"/>
       </w:pPr>
     </w:p>
     <w:tbl>
@@ -1182,18 +1186,18 @@
                       <w:rFonts w:ascii="Avenir Next" w:hAnsi="Avenir Next" w:cs="Avenir Next" w:eastAsia="Avenir Next"/>
                       <w:b/>
                       <w:color w:val="1A1A1A"/>
+                      <w:sz w:val="22"/>
+                      <w:szCs w:val="20"/>
+                    </w:rPr>
+                    <w:t xml:space="preserve">2.</w:t>
+                  </w:r>
+                  <w:r>
+                    <w:rPr>
+                      <w:rFonts w:ascii="Avenir Next" w:hAnsi="Avenir Next" w:cs="Avenir Next" w:eastAsia="Avenir Next"/>
+                      <w:color w:val="1A1A1A"/>
                       <w:sz w:val="20"/>
                       <w:szCs w:val="20"/>
                     </w:rPr>
-                    <w:t xml:space="preserve">2.</w:t>
-                  </w:r>
-                  <w:r>
-                    <w:rPr>
-                      <w:rFonts w:ascii="Avenir Next" w:hAnsi="Avenir Next" w:cs="Avenir Next" w:eastAsia="Avenir Next"/>
-                      <w:color w:val="1A1A1A"/>
-                      <w:sz w:val="20"/>
-                      <w:szCs w:val="20"/>
-                    </w:rPr>
                     <w:tab/>
                   </w:r>
                   <w:r>
@@ -1201,7 +1205,7 @@
                       <w:rFonts w:ascii="Avenir Next" w:hAnsi="Avenir Next" w:cs="Avenir Next" w:eastAsia="Avenir Next"/>
                       <w:b/>
                       <w:color w:val="1A1A1A"/>
-                      <w:sz w:val="20"/>
+                      <w:sz w:val="22"/>
                       <w:szCs w:val="20"/>
                     </w:rPr>
                     <w:t xml:space="preserve">Gazebo Floor.  </w:t>
@@ -1210,7 +1214,7 @@
                     <w:rPr>
                       <w:rFonts w:ascii="Avenir Next" w:hAnsi="Avenir Next" w:cs="Avenir Next" w:eastAsia="Avenir Next"/>
                       <w:color w:val="1A1A1A"/>
-                      <w:sz w:val="20"/>
+                      <w:sz w:val="22"/>
                       <w:szCs w:val="20"/>
                     </w:rPr>
                     <w:t xml:space="preserve">A gazebo floor is a regular hexagon with sides of 12 ft. The apothem is about 10.4 ft.</w:t>
@@ -1230,25 +1234,25 @@
                       <w:rFonts w:ascii="Avenir Next" w:hAnsi="Avenir Next" w:cs="Avenir Next" w:eastAsia="Avenir Next"/>
                       <w:b/>
                       <w:color w:val="003A70"/>
+                      <w:sz w:val="22"/>
+                      <w:szCs w:val="20"/>
+                    </w:rPr>
+                    <w:t xml:space="preserve">a.</w:t>
+                  </w:r>
+                  <w:r>
+                    <w:rPr>
+                      <w:rFonts w:ascii="Avenir Next" w:hAnsi="Avenir Next" w:cs="Avenir Next" w:eastAsia="Avenir Next"/>
+                      <w:color w:val="1A1A1A"/>
                       <w:sz w:val="20"/>
                       <w:szCs w:val="20"/>
                     </w:rPr>
-                    <w:t xml:space="preserve">a.</w:t>
-                  </w:r>
-                  <w:r>
-                    <w:rPr>
-                      <w:rFonts w:ascii="Avenir Next" w:hAnsi="Avenir Next" w:cs="Avenir Next" w:eastAsia="Avenir Next"/>
-                      <w:color w:val="1A1A1A"/>
-                      <w:sz w:val="20"/>
-                      <w:szCs w:val="20"/>
-                    </w:rPr>
                     <w:tab/>
                   </w:r>
                   <w:r>
                     <w:rPr>
                       <w:rFonts w:ascii="Avenir Next" w:hAnsi="Avenir Next" w:cs="Avenir Next" w:eastAsia="Avenir Next"/>
                       <w:color w:val="1A1A1A"/>
-                      <w:sz w:val="20"/>
+                      <w:sz w:val="22"/>
                       <w:szCs w:val="20"/>
                     </w:rPr>
                     <w:t xml:space="preserve">How many center triangles?</w:t>
@@ -1287,10 +1291,28 @@
                       <w:rFonts w:ascii="Avenir Next" w:hAnsi="Avenir Next" w:cs="Avenir Next" w:eastAsia="Avenir Next"/>
                       <w:b/>
                       <w:color w:val="003A70"/>
+                      <w:sz w:val="22"/>
+                      <w:szCs w:val="20"/>
+                    </w:rPr>
+                    <w:t xml:space="preserve">b.</w:t>
+                  </w:r>
+                  <w:r>
+                    <w:rPr>
+                      <w:rFonts w:ascii="Avenir Next" w:hAnsi="Avenir Next" w:cs="Avenir Next" w:eastAsia="Avenir Next"/>
+                      <w:color w:val="1A1A1A"/>
                       <w:sz w:val="20"/>
                       <w:szCs w:val="20"/>
                     </w:rPr>
-                    <w:t xml:space="preserve">b.</w:t>
+                    <w:tab/>
+                  </w:r>
+                  <w:r>
+                    <w:rPr>
+                      <w:rFonts w:ascii="Avenir Next" w:hAnsi="Avenir Next" w:cs="Avenir Next" w:eastAsia="Avenir Next"/>
+                      <w:color w:val="1A1A1A"/>
+                      <w:sz w:val="22"/>
+                      <w:szCs w:val="20"/>
+                    </w:rPr>
+                    <w:t xml:space="preserve">Area of one triangle</w:t>
                   </w:r>
                   <w:r>
                     <w:rPr>
@@ -1299,7 +1321,7 @@
                       <w:sz w:val="20"/>
                       <w:szCs w:val="20"/>
                     </w:rPr>
-                    <w:tab/>
+                    <w:t xml:space="preserve">  </w:t>
                   </w:r>
                   <w:r>
                     <w:rPr>
@@ -1307,24 +1329,6 @@
                       <w:color w:val="1A1A1A"/>
                       <w:sz w:val="20"/>
                       <w:szCs w:val="20"/>
-                    </w:rPr>
-                    <w:t xml:space="preserve">Area of one triangle</w:t>
-                  </w:r>
-                  <w:r>
-                    <w:rPr>
-                      <w:rFonts w:ascii="Avenir Next" w:hAnsi="Avenir Next" w:cs="Avenir Next" w:eastAsia="Avenir Next"/>
-                      <w:color w:val="1A1A1A"/>
-                      <w:sz w:val="20"/>
-                      <w:szCs w:val="20"/>
-                    </w:rPr>
-                    <w:t xml:space="preserve">  </w:t>
-                  </w:r>
-                  <w:r>
-                    <w:rPr>
-                      <w:rFonts w:ascii="Avenir Next" w:hAnsi="Avenir Next" w:cs="Avenir Next" w:eastAsia="Avenir Next"/>
-                      <w:color w:val="1A1A1A"/>
-                      <w:sz w:val="20"/>
-                      <w:szCs w:val="20"/>
                       <w:u w:val="single"/>
                     </w:rPr>
                     <w:t xml:space="preserve">                </w:t>
@@ -1333,7 +1337,7 @@
                     <w:rPr>
                       <w:rFonts w:ascii="Avenir Next" w:hAnsi="Avenir Next" w:cs="Avenir Next" w:eastAsia="Avenir Next"/>
                       <w:color w:val="1A1A1A"/>
-                      <w:sz w:val="20"/>
+                      <w:sz w:val="22"/>
                       <w:szCs w:val="20"/>
                     </w:rPr>
                     <w:t xml:space="preserve"> ft²</w:t>
@@ -1353,10 +1357,28 @@
                       <w:rFonts w:ascii="Avenir Next" w:hAnsi="Avenir Next" w:cs="Avenir Next" w:eastAsia="Avenir Next"/>
                       <w:b/>
                       <w:color w:val="003A70"/>
+                      <w:sz w:val="22"/>
+                      <w:szCs w:val="20"/>
+                    </w:rPr>
+                    <w:t xml:space="preserve">c.</w:t>
+                  </w:r>
+                  <w:r>
+                    <w:rPr>
+                      <w:rFonts w:ascii="Avenir Next" w:hAnsi="Avenir Next" w:cs="Avenir Next" w:eastAsia="Avenir Next"/>
+                      <w:color w:val="1A1A1A"/>
                       <w:sz w:val="20"/>
                       <w:szCs w:val="20"/>
                     </w:rPr>
-                    <w:t xml:space="preserve">c.</w:t>
+                    <w:tab/>
+                  </w:r>
+                  <w:r>
+                    <w:rPr>
+                      <w:rFonts w:ascii="Avenir Next" w:hAnsi="Avenir Next" w:cs="Avenir Next" w:eastAsia="Avenir Next"/>
+                      <w:color w:val="1A1A1A"/>
+                      <w:sz w:val="22"/>
+                      <w:szCs w:val="20"/>
+                    </w:rPr>
+                    <w:t xml:space="preserve">Area of the floor</w:t>
                   </w:r>
                   <w:r>
                     <w:rPr>
@@ -1365,7 +1387,7 @@
                       <w:sz w:val="20"/>
                       <w:szCs w:val="20"/>
                     </w:rPr>
-                    <w:tab/>
+                    <w:t xml:space="preserve">  </w:t>
                   </w:r>
                   <w:r>
                     <w:rPr>
@@ -1373,24 +1395,6 @@
                       <w:color w:val="1A1A1A"/>
                       <w:sz w:val="20"/>
                       <w:szCs w:val="20"/>
-                    </w:rPr>
-                    <w:t xml:space="preserve">Area of the floor</w:t>
-                  </w:r>
-                  <w:r>
-                    <w:rPr>
-                      <w:rFonts w:ascii="Avenir Next" w:hAnsi="Avenir Next" w:cs="Avenir Next" w:eastAsia="Avenir Next"/>
-                      <w:color w:val="1A1A1A"/>
-                      <w:sz w:val="20"/>
-                      <w:szCs w:val="20"/>
-                    </w:rPr>
-                    <w:t xml:space="preserve">  </w:t>
-                  </w:r>
-                  <w:r>
-                    <w:rPr>
-                      <w:rFonts w:ascii="Avenir Next" w:hAnsi="Avenir Next" w:cs="Avenir Next" w:eastAsia="Avenir Next"/>
-                      <w:color w:val="1A1A1A"/>
-                      <w:sz w:val="20"/>
-                      <w:szCs w:val="20"/>
                       <w:u w:val="single"/>
                     </w:rPr>
                     <w:t xml:space="preserve">                </w:t>
@@ -1399,7 +1403,7 @@
                     <w:rPr>
                       <w:rFonts w:ascii="Avenir Next" w:hAnsi="Avenir Next" w:cs="Avenir Next" w:eastAsia="Avenir Next"/>
                       <w:color w:val="1A1A1A"/>
-                      <w:sz w:val="20"/>
+                      <w:sz w:val="22"/>
                       <w:szCs w:val="20"/>
                     </w:rPr>
                     <w:t xml:space="preserve"> ft²</w:t>
@@ -1420,7 +1424,7 @@
                     <w:drawing>
                       <wp:inline distT="0" distB="0" distL="0" distR="0">
                         <wp:extent cx="1371600" cy="1303019"/>
-                        <wp:docPr id="1" name="Figure 1"/>
+                        <wp:docPr id="1" name="Figure 1" descr="Regular. Dims: side: 12 ft; apothem: 10.4 ft."/>
                         <a:graphic xmlns:a="http://schemas.openxmlformats.org/drawingml/2006/main">
                           <a:graphicData uri="http://schemas.openxmlformats.org/drawingml/2006/picture">
                             <pic:pic xmlns:pic="http://schemas.openxmlformats.org/drawingml/2006/picture">
@@ -1455,7 +1459,7 @@
           </w:tbl>
           <w:p>
             <w:pPr>
-              <w:spacing w:before="0" w:after="0" w:line="24" w:lineRule="auto"/>
+              <w:spacing w:before="0" w:after="0" w:line="50" w:lineRule="exact"/>
             </w:pPr>
           </w:p>
         </w:tc>
@@ -1463,12 +1467,12 @@
     </w:tbl>
     <w:p>
       <w:pPr>
-        <w:spacing w:before="0" w:after="0" w:line="20" w:lineRule="exact"/>
+        <w:spacing w:before="0" w:after="0" w:line="50" w:lineRule="exact"/>
       </w:pPr>
     </w:p>
     <w:p>
       <w:pPr>
-        <w:spacing w:before="0" w:after="0" w:line="20" w:lineRule="exact"/>
+        <w:spacing w:before="0" w:after="0" w:line="50" w:lineRule="exact"/>
       </w:pPr>
     </w:p>
     <w:tbl>
@@ -1519,35 +1523,35 @@
                 <w:rFonts w:ascii="Avenir Next" w:hAnsi="Avenir Next" w:cs="Avenir Next" w:eastAsia="Avenir Next"/>
                 <w:b/>
                 <w:color w:val="1A1A1A"/>
+                <w:sz w:val="22"/>
+                <w:szCs w:val="20"/>
+              </w:rPr>
+              <w:t xml:space="preserve">3.</w:t>
+            </w:r>
+            <w:r>
+              <w:rPr>
+                <w:rFonts w:ascii="Avenir Next" w:hAnsi="Avenir Next" w:cs="Avenir Next" w:eastAsia="Avenir Next"/>
+                <w:color w:val="1A1A1A"/>
                 <w:sz w:val="20"/>
                 <w:szCs w:val="20"/>
               </w:rPr>
-              <w:t xml:space="preserve">3.</w:t>
-            </w:r>
-            <w:r>
-              <w:rPr>
-                <w:rFonts w:ascii="Avenir Next" w:hAnsi="Avenir Next" w:cs="Avenir Next" w:eastAsia="Avenir Next"/>
-                <w:color w:val="1A1A1A"/>
-                <w:sz w:val="20"/>
+              <w:tab/>
+            </w:r>
+            <w:r>
+              <w:rPr>
+                <w:rFonts w:ascii="Avenir Next" w:hAnsi="Avenir Next" w:cs="Avenir Next" w:eastAsia="Avenir Next"/>
+                <w:b/>
+                <w:color w:val="1A1A1A"/>
+                <w:sz w:val="22"/>
                 <w:szCs w:val="20"/>
               </w:rPr>
-              <w:tab/>
-            </w:r>
-            <w:r>
-              <w:rPr>
-                <w:rFonts w:ascii="Avenir Next" w:hAnsi="Avenir Next" w:cs="Avenir Next" w:eastAsia="Avenir Next"/>
-                <w:b/>
-                <w:color w:val="1A1A1A"/>
-                <w:sz w:val="20"/>
-                <w:szCs w:val="20"/>
-              </w:rPr>
               <w:t xml:space="preserve">Pentagon Sign.  </w:t>
             </w:r>
             <w:r>
               <w:rPr>
                 <w:rFonts w:ascii="Avenir Next" w:hAnsi="Avenir Next" w:cs="Avenir Next" w:eastAsia="Avenir Next"/>
                 <w:color w:val="1A1A1A"/>
-                <w:sz w:val="20"/>
+                <w:sz w:val="22"/>
                 <w:szCs w:val="20"/>
               </w:rPr>
               <w:t xml:space="preserve">A regular pentagon road sign has sides of 14 in and an apothem of about 9.6 in. Find its area.</w:t>
@@ -1564,7 +1568,7 @@
                 <w:rFonts w:ascii="Avenir Next" w:hAnsi="Avenir Next" w:cs="Avenir Next" w:eastAsia="Avenir Next"/>
                 <w:b/>
                 <w:color w:val="003A70"/>
-                <w:sz w:val="17"/>
+                <w:sz w:val="22"/>
                 <w:szCs w:val="17"/>
               </w:rPr>
               <w:t xml:space="preserve">Hint  </w:t>
@@ -1574,7 +1578,7 @@
                 <w:rFonts w:ascii="Avenir Next" w:hAnsi="Avenir Next" w:cs="Avenir Next" w:eastAsia="Avenir Next"/>
                 <w:i/>
                 <w:color w:val="5A5F66"/>
-                <w:sz w:val="17"/>
+                <w:sz w:val="22"/>
                 <w:szCs w:val="17"/>
               </w:rPr>
               <w:t xml:space="preserve">A pentagon has 5 center triangles.</w:t>
@@ -1582,7 +1586,7 @@
           </w:p>
           <w:p>
             <w:pPr>
-              <w:spacing w:before="0" w:after="0" w:line="60" w:lineRule="auto"/>
+              <w:spacing w:before="0" w:after="0" w:line="50" w:lineRule="exact"/>
             </w:pPr>
           </w:p>
           <w:tbl>
@@ -1651,25 +1655,25 @@
                 <w:rFonts w:ascii="Avenir Next" w:hAnsi="Avenir Next" w:cs="Avenir Next" w:eastAsia="Avenir Next"/>
                 <w:b/>
                 <w:color w:val="1A1A1A"/>
+                <w:sz w:val="22"/>
+                <w:szCs w:val="18"/>
+              </w:rPr>
+              <w:t xml:space="preserve">Answer</w:t>
+            </w:r>
+            <w:r>
+              <w:rPr>
+                <w:rFonts w:ascii="Avenir Next" w:hAnsi="Avenir Next" w:cs="Avenir Next" w:eastAsia="Avenir Next"/>
+                <w:color w:val="1A1A1A"/>
                 <w:sz w:val="18"/>
                 <w:szCs w:val="18"/>
               </w:rPr>
-              <w:t xml:space="preserve">Answer</w:t>
-            </w:r>
-            <w:r>
-              <w:rPr>
-                <w:rFonts w:ascii="Avenir Next" w:hAnsi="Avenir Next" w:cs="Avenir Next" w:eastAsia="Avenir Next"/>
-                <w:color w:val="1A1A1A"/>
-                <w:sz w:val="18"/>
-                <w:szCs w:val="18"/>
-              </w:rPr>
               <w:tab/>
             </w:r>
             <w:r>
               <w:rPr>
                 <w:rFonts w:ascii="Avenir Next" w:hAnsi="Avenir Next" w:cs="Avenir Next" w:eastAsia="Avenir Next"/>
                 <w:color w:val="1A1A1A"/>
-                <w:sz w:val="18"/>
+                <w:sz w:val="22"/>
                 <w:szCs w:val="18"/>
               </w:rPr>
               <w:t xml:space="preserve">  in²</w:t>
@@ -1695,35 +1699,35 @@
                 <w:rFonts w:ascii="Avenir Next" w:hAnsi="Avenir Next" w:cs="Avenir Next" w:eastAsia="Avenir Next"/>
                 <w:b/>
                 <w:color w:val="1A1A1A"/>
+                <w:sz w:val="22"/>
+                <w:szCs w:val="20"/>
+              </w:rPr>
+              <w:t xml:space="preserve">4.</w:t>
+            </w:r>
+            <w:r>
+              <w:rPr>
+                <w:rFonts w:ascii="Avenir Next" w:hAnsi="Avenir Next" w:cs="Avenir Next" w:eastAsia="Avenir Next"/>
+                <w:color w:val="1A1A1A"/>
                 <w:sz w:val="20"/>
                 <w:szCs w:val="20"/>
               </w:rPr>
-              <w:t xml:space="preserve">4.</w:t>
-            </w:r>
-            <w:r>
-              <w:rPr>
-                <w:rFonts w:ascii="Avenir Next" w:hAnsi="Avenir Next" w:cs="Avenir Next" w:eastAsia="Avenir Next"/>
-                <w:color w:val="1A1A1A"/>
-                <w:sz w:val="20"/>
+              <w:tab/>
+            </w:r>
+            <w:r>
+              <w:rPr>
+                <w:rFonts w:ascii="Avenir Next" w:hAnsi="Avenir Next" w:cs="Avenir Next" w:eastAsia="Avenir Next"/>
+                <w:b/>
+                <w:color w:val="1A1A1A"/>
+                <w:sz w:val="22"/>
                 <w:szCs w:val="20"/>
               </w:rPr>
-              <w:tab/>
-            </w:r>
-            <w:r>
-              <w:rPr>
-                <w:rFonts w:ascii="Avenir Next" w:hAnsi="Avenir Next" w:cs="Avenir Next" w:eastAsia="Avenir Next"/>
-                <w:b/>
-                <w:color w:val="1A1A1A"/>
-                <w:sz w:val="20"/>
-                <w:szCs w:val="20"/>
-              </w:rPr>
               <w:t xml:space="preserve">Stepping Stone.  </w:t>
             </w:r>
             <w:r>
               <w:rPr>
                 <w:rFonts w:ascii="Avenir Next" w:hAnsi="Avenir Next" w:cs="Avenir Next" w:eastAsia="Avenir Next"/>
                 <w:color w:val="1A1A1A"/>
-                <w:sz w:val="20"/>
+                <w:sz w:val="22"/>
                 <w:szCs w:val="20"/>
               </w:rPr>
               <w:t xml:space="preserve">A stepping stone is a regular octagon with sides of 6 cm and an apothem of about 7.2 cm. Find its area.</w:t>
@@ -1740,7 +1744,7 @@
                 <w:rFonts w:ascii="Avenir Next" w:hAnsi="Avenir Next" w:cs="Avenir Next" w:eastAsia="Avenir Next"/>
                 <w:b/>
                 <w:color w:val="003A70"/>
-                <w:sz w:val="17"/>
+                <w:sz w:val="22"/>
                 <w:szCs w:val="17"/>
               </w:rPr>
               <w:t xml:space="preserve">Hint  </w:t>
@@ -1750,7 +1754,7 @@
                 <w:rFonts w:ascii="Avenir Next" w:hAnsi="Avenir Next" w:cs="Avenir Next" w:eastAsia="Avenir Next"/>
                 <w:i/>
                 <w:color w:val="5A5F66"/>
-                <w:sz w:val="17"/>
+                <w:sz w:val="22"/>
                 <w:szCs w:val="17"/>
               </w:rPr>
               <w:t xml:space="preserve">Find one triangle, then multiply by the number of sides.</w:t>
@@ -1758,7 +1762,7 @@
           </w:p>
           <w:p>
             <w:pPr>
-              <w:spacing w:before="0" w:after="0" w:line="60" w:lineRule="auto"/>
+              <w:spacing w:before="0" w:after="0" w:line="50" w:lineRule="exact"/>
             </w:pPr>
           </w:p>
           <w:tbl>
@@ -1827,25 +1831,25 @@
                 <w:rFonts w:ascii="Avenir Next" w:hAnsi="Avenir Next" w:cs="Avenir Next" w:eastAsia="Avenir Next"/>
                 <w:b/>
                 <w:color w:val="1A1A1A"/>
+                <w:sz w:val="22"/>
+                <w:szCs w:val="18"/>
+              </w:rPr>
+              <w:t xml:space="preserve">Answer</w:t>
+            </w:r>
+            <w:r>
+              <w:rPr>
+                <w:rFonts w:ascii="Avenir Next" w:hAnsi="Avenir Next" w:cs="Avenir Next" w:eastAsia="Avenir Next"/>
+                <w:color w:val="1A1A1A"/>
                 <w:sz w:val="18"/>
                 <w:szCs w:val="18"/>
               </w:rPr>
-              <w:t xml:space="preserve">Answer</w:t>
-            </w:r>
-            <w:r>
-              <w:rPr>
-                <w:rFonts w:ascii="Avenir Next" w:hAnsi="Avenir Next" w:cs="Avenir Next" w:eastAsia="Avenir Next"/>
-                <w:color w:val="1A1A1A"/>
-                <w:sz w:val="18"/>
-                <w:szCs w:val="18"/>
-              </w:rPr>
               <w:tab/>
             </w:r>
             <w:r>
               <w:rPr>
                 <w:rFonts w:ascii="Avenir Next" w:hAnsi="Avenir Next" w:cs="Avenir Next" w:eastAsia="Avenir Next"/>
                 <w:color w:val="1A1A1A"/>
-                <w:sz w:val="18"/>
+                <w:sz w:val="22"/>
                 <w:szCs w:val="18"/>
               </w:rPr>
               <w:t xml:space="preserve">  cm²</w:t>
@@ -1856,12 +1860,12 @@
     </w:tbl>
     <w:p>
       <w:pPr>
-        <w:spacing w:before="0" w:after="0" w:line="20" w:lineRule="exact"/>
+        <w:spacing w:before="0" w:after="0" w:line="50" w:lineRule="exact"/>
       </w:pPr>
     </w:p>
     <w:p>
       <w:pPr>
-        <w:spacing w:before="0" w:after="0" w:line="20" w:lineRule="exact"/>
+        <w:spacing w:before="0" w:after="0" w:line="50" w:lineRule="exact"/>
       </w:pPr>
     </w:p>
     <w:tbl>
@@ -1911,43 +1915,43 @@
                 <w:rFonts w:ascii="Avenir Next" w:hAnsi="Avenir Next" w:cs="Avenir Next" w:eastAsia="Avenir Next"/>
                 <w:b/>
                 <w:color w:val="1A1A1A"/>
+                <w:sz w:val="22"/>
+                <w:szCs w:val="20"/>
+              </w:rPr>
+              <w:t xml:space="preserve">5.</w:t>
+            </w:r>
+            <w:r>
+              <w:rPr>
+                <w:rFonts w:ascii="Avenir Next" w:hAnsi="Avenir Next" w:cs="Avenir Next" w:eastAsia="Avenir Next"/>
+                <w:color w:val="1A1A1A"/>
                 <w:sz w:val="20"/>
                 <w:szCs w:val="20"/>
               </w:rPr>
-              <w:t xml:space="preserve">5.</w:t>
-            </w:r>
-            <w:r>
-              <w:rPr>
-                <w:rFonts w:ascii="Avenir Next" w:hAnsi="Avenir Next" w:cs="Avenir Next" w:eastAsia="Avenir Next"/>
-                <w:color w:val="1A1A1A"/>
-                <w:sz w:val="20"/>
+              <w:tab/>
+            </w:r>
+            <w:r>
+              <w:rPr>
+                <w:rFonts w:ascii="Avenir Next" w:hAnsi="Avenir Next" w:cs="Avenir Next" w:eastAsia="Avenir Next"/>
+                <w:b/>
+                <w:color w:val="1A1A1A"/>
+                <w:sz w:val="22"/>
                 <w:szCs w:val="20"/>
               </w:rPr>
-              <w:tab/>
-            </w:r>
-            <w:r>
-              <w:rPr>
-                <w:rFonts w:ascii="Avenir Next" w:hAnsi="Avenir Next" w:cs="Avenir Next" w:eastAsia="Avenir Next"/>
-                <w:b/>
-                <w:color w:val="1A1A1A"/>
-                <w:sz w:val="20"/>
+              <w:t xml:space="preserve">Flower Bed.  </w:t>
+            </w:r>
+            <w:r>
+              <w:rPr>
+                <w:rFonts w:ascii="Avenir Next" w:hAnsi="Avenir Next" w:cs="Avenir Next" w:eastAsia="Avenir Next"/>
+                <w:color w:val="1A1A1A"/>
+                <w:sz w:val="22"/>
                 <w:szCs w:val="20"/>
               </w:rPr>
-              <w:t xml:space="preserve">Flower Bed.  </w:t>
-            </w:r>
-            <w:r>
-              <w:rPr>
-                <w:rFonts w:ascii="Avenir Next" w:hAnsi="Avenir Next" w:cs="Avenir Next" w:eastAsia="Avenir Next"/>
-                <w:color w:val="1A1A1A"/>
-                <w:sz w:val="20"/>
-                <w:szCs w:val="20"/>
-              </w:rPr>
               <w:t xml:space="preserve">A flower bed is a regular hexagon with sides of 20 ft. Each center triangle has a height of about 17.3 ft. Find the area of the flower bed.</w:t>
             </w:r>
           </w:p>
           <w:p>
             <w:pPr>
-              <w:spacing w:before="0" w:after="0" w:line="60" w:lineRule="auto"/>
+              <w:spacing w:before="0" w:after="0" w:line="50" w:lineRule="exact"/>
             </w:pPr>
           </w:p>
           <w:tbl>
@@ -2016,25 +2020,25 @@
                 <w:rFonts w:ascii="Avenir Next" w:hAnsi="Avenir Next" w:cs="Avenir Next" w:eastAsia="Avenir Next"/>
                 <w:b/>
                 <w:color w:val="1A1A1A"/>
+                <w:sz w:val="22"/>
+                <w:szCs w:val="18"/>
+              </w:rPr>
+              <w:t xml:space="preserve">Answer</w:t>
+            </w:r>
+            <w:r>
+              <w:rPr>
+                <w:rFonts w:ascii="Avenir Next" w:hAnsi="Avenir Next" w:cs="Avenir Next" w:eastAsia="Avenir Next"/>
+                <w:color w:val="1A1A1A"/>
                 <w:sz w:val="18"/>
                 <w:szCs w:val="18"/>
               </w:rPr>
-              <w:t xml:space="preserve">Answer</w:t>
-            </w:r>
-            <w:r>
-              <w:rPr>
-                <w:rFonts w:ascii="Avenir Next" w:hAnsi="Avenir Next" w:cs="Avenir Next" w:eastAsia="Avenir Next"/>
-                <w:color w:val="1A1A1A"/>
-                <w:sz w:val="18"/>
-                <w:szCs w:val="18"/>
-              </w:rPr>
               <w:tab/>
             </w:r>
             <w:r>
               <w:rPr>
                 <w:rFonts w:ascii="Avenir Next" w:hAnsi="Avenir Next" w:cs="Avenir Next" w:eastAsia="Avenir Next"/>
                 <w:color w:val="1A1A1A"/>
-                <w:sz w:val="18"/>
+                <w:sz w:val="22"/>
                 <w:szCs w:val="18"/>
               </w:rPr>
               <w:t xml:space="preserve">  ft²</w:t>
@@ -2045,12 +2049,12 @@
     </w:tbl>
     <w:p>
       <w:pPr>
-        <w:spacing w:before="0" w:after="0" w:line="20" w:lineRule="exact"/>
+        <w:spacing w:before="0" w:after="0" w:line="50" w:lineRule="exact"/>
       </w:pPr>
     </w:p>
     <w:p>
       <w:pPr>
-        <w:spacing w:before="0" w:after="0" w:line="20" w:lineRule="exact"/>
+        <w:spacing w:before="0" w:after="0" w:line="50" w:lineRule="exact"/>
       </w:pPr>
     </w:p>
     <w:tbl>
@@ -2134,18 +2138,18 @@
                       <w:rFonts w:ascii="Avenir Next" w:hAnsi="Avenir Next" w:cs="Avenir Next" w:eastAsia="Avenir Next"/>
                       <w:b/>
                       <w:color w:val="1A1A1A"/>
+                      <w:sz w:val="22"/>
+                      <w:szCs w:val="20"/>
+                    </w:rPr>
+                    <w:t xml:space="preserve">6.</w:t>
+                  </w:r>
+                  <w:r>
+                    <w:rPr>
+                      <w:rFonts w:ascii="Avenir Next" w:hAnsi="Avenir Next" w:cs="Avenir Next" w:eastAsia="Avenir Next"/>
+                      <w:color w:val="1A1A1A"/>
                       <w:sz w:val="20"/>
                       <w:szCs w:val="20"/>
                     </w:rPr>
-                    <w:t xml:space="preserve">6.</w:t>
-                  </w:r>
-                  <w:r>
-                    <w:rPr>
-                      <w:rFonts w:ascii="Avenir Next" w:hAnsi="Avenir Next" w:cs="Avenir Next" w:eastAsia="Avenir Next"/>
-                      <w:color w:val="1A1A1A"/>
-                      <w:sz w:val="20"/>
-                      <w:szCs w:val="20"/>
-                    </w:rPr>
                     <w:tab/>
                   </w:r>
                   <w:r>
@@ -2153,7 +2157,7 @@
                       <w:rFonts w:ascii="Avenir Next" w:hAnsi="Avenir Next" w:cs="Avenir Next" w:eastAsia="Avenir Next"/>
                       <w:b/>
                       <w:color w:val="1A1A1A"/>
-                      <w:sz w:val="20"/>
+                      <w:sz w:val="22"/>
                       <w:szCs w:val="20"/>
                     </w:rPr>
                     <w:t xml:space="preserve">Pentagon Patio.  </w:t>
@@ -2162,7 +2166,7 @@
                     <w:rPr>
                       <w:rFonts w:ascii="Avenir Next" w:hAnsi="Avenir Next" w:cs="Avenir Next" w:eastAsia="Avenir Next"/>
                       <w:color w:val="1A1A1A"/>
-                      <w:sz w:val="20"/>
+                      <w:sz w:val="22"/>
                       <w:szCs w:val="20"/>
                     </w:rPr>
                     <w:t xml:space="preserve">A patio is a regular pentagon. Decompose it into center triangles and find its area.</w:t>
@@ -2179,7 +2183,7 @@
                       <w:rFonts w:ascii="Avenir Next" w:hAnsi="Avenir Next" w:cs="Avenir Next" w:eastAsia="Avenir Next"/>
                       <w:b/>
                       <w:color w:val="003A70"/>
-                      <w:sz w:val="17"/>
+                      <w:sz w:val="22"/>
                       <w:szCs w:val="17"/>
                     </w:rPr>
                     <w:t xml:space="preserve">Hint  </w:t>
@@ -2189,7 +2193,7 @@
                       <w:rFonts w:ascii="Avenir Next" w:hAnsi="Avenir Next" w:cs="Avenir Next" w:eastAsia="Avenir Next"/>
                       <w:i/>
                       <w:color w:val="5A5F66"/>
-                      <w:sz w:val="17"/>
+                      <w:sz w:val="22"/>
                       <w:szCs w:val="17"/>
                     </w:rPr>
                     <w:t xml:space="preserve">All the triangles share the same base and height.</w:t>
@@ -2197,7 +2201,7 @@
                 </w:p>
                 <w:p>
                   <w:pPr>
-                    <w:spacing w:before="0" w:after="0" w:line="60" w:lineRule="auto"/>
+                    <w:spacing w:before="0" w:after="0" w:line="50" w:lineRule="exact"/>
                   </w:pPr>
                 </w:p>
                 <w:tbl>
@@ -2266,25 +2270,25 @@
                       <w:rFonts w:ascii="Avenir Next" w:hAnsi="Avenir Next" w:cs="Avenir Next" w:eastAsia="Avenir Next"/>
                       <w:b/>
                       <w:color w:val="1A1A1A"/>
+                      <w:sz w:val="22"/>
+                      <w:szCs w:val="18"/>
+                    </w:rPr>
+                    <w:t xml:space="preserve">Answer</w:t>
+                  </w:r>
+                  <w:r>
+                    <w:rPr>
+                      <w:rFonts w:ascii="Avenir Next" w:hAnsi="Avenir Next" w:cs="Avenir Next" w:eastAsia="Avenir Next"/>
+                      <w:color w:val="1A1A1A"/>
                       <w:sz w:val="18"/>
                       <w:szCs w:val="18"/>
                     </w:rPr>
-                    <w:t xml:space="preserve">Answer</w:t>
-                  </w:r>
-                  <w:r>
-                    <w:rPr>
-                      <w:rFonts w:ascii="Avenir Next" w:hAnsi="Avenir Next" w:cs="Avenir Next" w:eastAsia="Avenir Next"/>
-                      <w:color w:val="1A1A1A"/>
-                      <w:sz w:val="18"/>
-                      <w:szCs w:val="18"/>
-                    </w:rPr>
                     <w:tab/>
                   </w:r>
                   <w:r>
                     <w:rPr>
                       <w:rFonts w:ascii="Avenir Next" w:hAnsi="Avenir Next" w:cs="Avenir Next" w:eastAsia="Avenir Next"/>
                       <w:color w:val="1A1A1A"/>
-                      <w:sz w:val="18"/>
+                      <w:sz w:val="22"/>
                       <w:szCs w:val="18"/>
                     </w:rPr>
                     <w:t xml:space="preserve">  m²</w:t>
@@ -2305,7 +2309,7 @@
                     <w:drawing>
                       <wp:inline distT="0" distB="0" distL="0" distR="0">
                         <wp:extent cx="1371600" cy="1303019"/>
-                        <wp:docPr id="2" name="Figure 2"/>
+                        <wp:docPr id="2" name="Figure 2" descr="Regular. Dims: side: 12 m; apothem: 8.3 m."/>
                         <a:graphic xmlns:a="http://schemas.openxmlformats.org/drawingml/2006/main">
                           <a:graphicData uri="http://schemas.openxmlformats.org/drawingml/2006/picture">
                             <pic:pic xmlns:pic="http://schemas.openxmlformats.org/drawingml/2006/picture">
@@ -2340,7 +2344,7 @@
           </w:tbl>
           <w:p>
             <w:pPr>
-              <w:spacing w:before="0" w:after="0" w:line="24" w:lineRule="auto"/>
+              <w:spacing w:before="0" w:after="0" w:line="50" w:lineRule="exact"/>
             </w:pPr>
           </w:p>
         </w:tc>
@@ -2348,12 +2352,12 @@
     </w:tbl>
     <w:p>
       <w:pPr>
-        <w:spacing w:before="0" w:after="0" w:line="20" w:lineRule="exact"/>
+        <w:spacing w:before="0" w:after="0" w:line="50" w:lineRule="exact"/>
       </w:pPr>
     </w:p>
     <w:p>
       <w:pPr>
-        <w:spacing w:before="0" w:after="0" w:line="20" w:lineRule="exact"/>
+        <w:spacing w:before="0" w:after="0" w:line="50" w:lineRule="exact"/>
       </w:pPr>
     </w:p>
     <w:tbl>
@@ -2403,35 +2407,35 @@
                 <w:rFonts w:ascii="Avenir Next" w:hAnsi="Avenir Next" w:cs="Avenir Next" w:eastAsia="Avenir Next"/>
                 <w:b/>
                 <w:color w:val="1A1A1A"/>
+                <w:sz w:val="22"/>
+                <w:szCs w:val="20"/>
+              </w:rPr>
+              <w:t xml:space="preserve">7.</w:t>
+            </w:r>
+            <w:r>
+              <w:rPr>
+                <w:rFonts w:ascii="Avenir Next" w:hAnsi="Avenir Next" w:cs="Avenir Next" w:eastAsia="Avenir Next"/>
+                <w:color w:val="1A1A1A"/>
                 <w:sz w:val="20"/>
                 <w:szCs w:val="20"/>
               </w:rPr>
-              <w:t xml:space="preserve">7.</w:t>
-            </w:r>
-            <w:r>
-              <w:rPr>
-                <w:rFonts w:ascii="Avenir Next" w:hAnsi="Avenir Next" w:cs="Avenir Next" w:eastAsia="Avenir Next"/>
-                <w:color w:val="1A1A1A"/>
-                <w:sz w:val="20"/>
+              <w:tab/>
+            </w:r>
+            <w:r>
+              <w:rPr>
+                <w:rFonts w:ascii="Avenir Next" w:hAnsi="Avenir Next" w:cs="Avenir Next" w:eastAsia="Avenir Next"/>
+                <w:b/>
+                <w:color w:val="1A1A1A"/>
+                <w:sz w:val="22"/>
                 <w:szCs w:val="20"/>
               </w:rPr>
-              <w:tab/>
-            </w:r>
-            <w:r>
-              <w:rPr>
-                <w:rFonts w:ascii="Avenir Next" w:hAnsi="Avenir Next" w:cs="Avenir Next" w:eastAsia="Avenir Next"/>
-                <w:b/>
-                <w:color w:val="1A1A1A"/>
-                <w:sz w:val="20"/>
-                <w:szCs w:val="20"/>
-              </w:rPr>
               <w:t xml:space="preserve">Keisha’s Tile.  </w:t>
             </w:r>
             <w:r>
               <w:rPr>
                 <w:rFonts w:ascii="Avenir Next" w:hAnsi="Avenir Next" w:cs="Avenir Next" w:eastAsia="Avenir Next"/>
                 <w:color w:val="1A1A1A"/>
-                <w:sz w:val="20"/>
+                <w:sz w:val="22"/>
                 <w:szCs w:val="20"/>
               </w:rPr>
               <w:t xml:space="preserve">A tile is a regular hexagon with sides of 8 cm and an apothem of about 7 cm. Keisha says the tile’s area is 28 cm². Is Keisha right? Explain.</w:t>
@@ -2448,7 +2452,7 @@
                 <w:rFonts w:ascii="Avenir Next" w:hAnsi="Avenir Next" w:cs="Avenir Next" w:eastAsia="Avenir Next"/>
                 <w:b/>
                 <w:color w:val="003A70"/>
-                <w:sz w:val="17"/>
+                <w:sz w:val="22"/>
                 <w:szCs w:val="17"/>
               </w:rPr>
               <w:t xml:space="preserve">Hint  </w:t>
@@ -2458,7 +2462,7 @@
                 <w:rFonts w:ascii="Avenir Next" w:hAnsi="Avenir Next" w:cs="Avenir Next" w:eastAsia="Avenir Next"/>
                 <w:i/>
                 <w:color w:val="5A5F66"/>
-                <w:sz w:val="17"/>
+                <w:sz w:val="22"/>
                 <w:szCs w:val="17"/>
               </w:rPr>
               <w:t xml:space="preserve">How many triangles make up the whole tile?</w:t>
@@ -2466,7 +2470,7 @@
           </w:p>
           <w:p>
             <w:pPr>
-              <w:spacing w:before="0" w:after="0" w:line="60" w:lineRule="auto"/>
+              <w:spacing w:before="0" w:after="0" w:line="50" w:lineRule="exact"/>
             </w:pPr>
           </w:p>
           <w:tbl>
@@ -2535,7 +2539,7 @@
                 <w:rFonts w:ascii="Avenir Next" w:hAnsi="Avenir Next" w:cs="Avenir Next" w:eastAsia="Avenir Next"/>
                 <w:b/>
                 <w:color w:val="1A1A1A"/>
-                <w:sz w:val="18"/>
+                <w:sz w:val="22"/>
                 <w:szCs w:val="18"/>
               </w:rPr>
               <w:t xml:space="preserve">True area</w:t>
@@ -2555,12 +2559,12 @@
     </w:tbl>
     <w:p>
       <w:pPr>
-        <w:spacing w:before="0" w:after="0" w:line="20" w:lineRule="exact"/>
+        <w:spacing w:before="0" w:after="0" w:line="50" w:lineRule="exact"/>
       </w:pPr>
     </w:p>
     <w:p>
       <w:pPr>
-        <w:spacing w:before="0" w:after="0" w:line="20" w:lineRule="exact"/>
+        <w:spacing w:before="0" w:after="0" w:line="50" w:lineRule="exact"/>
       </w:pPr>
     </w:p>
     <w:tbl>
@@ -2610,35 +2614,35 @@
                 <w:rFonts w:ascii="Avenir Next" w:hAnsi="Avenir Next" w:cs="Avenir Next" w:eastAsia="Avenir Next"/>
                 <w:b/>
                 <w:color w:val="1A1A1A"/>
+                <w:sz w:val="22"/>
+                <w:szCs w:val="20"/>
+              </w:rPr>
+              <w:t xml:space="preserve">8.</w:t>
+            </w:r>
+            <w:r>
+              <w:rPr>
+                <w:rFonts w:ascii="Avenir Next" w:hAnsi="Avenir Next" w:cs="Avenir Next" w:eastAsia="Avenir Next"/>
+                <w:color w:val="1A1A1A"/>
                 <w:sz w:val="20"/>
                 <w:szCs w:val="20"/>
               </w:rPr>
-              <w:t xml:space="preserve">8.</w:t>
-            </w:r>
-            <w:r>
-              <w:rPr>
-                <w:rFonts w:ascii="Avenir Next" w:hAnsi="Avenir Next" w:cs="Avenir Next" w:eastAsia="Avenir Next"/>
-                <w:color w:val="1A1A1A"/>
-                <w:sz w:val="20"/>
+              <w:tab/>
+            </w:r>
+            <w:r>
+              <w:rPr>
+                <w:rFonts w:ascii="Avenir Next" w:hAnsi="Avenir Next" w:cs="Avenir Next" w:eastAsia="Avenir Next"/>
+                <w:b/>
+                <w:color w:val="1A1A1A"/>
+                <w:sz w:val="22"/>
                 <w:szCs w:val="20"/>
               </w:rPr>
-              <w:tab/>
-            </w:r>
-            <w:r>
-              <w:rPr>
-                <w:rFonts w:ascii="Avenir Next" w:hAnsi="Avenir Next" w:cs="Avenir Next" w:eastAsia="Avenir Next"/>
-                <w:b/>
-                <w:color w:val="1A1A1A"/>
-                <w:sz w:val="20"/>
-                <w:szCs w:val="20"/>
-              </w:rPr>
               <w:t xml:space="preserve">Tile Design.  </w:t>
             </w:r>
             <w:r>
               <w:rPr>
                 <w:rFonts w:ascii="Avenir Next" w:hAnsi="Avenir Next" w:cs="Avenir Next" w:eastAsia="Avenir Next"/>
                 <w:color w:val="1A1A1A"/>
-                <w:sz w:val="20"/>
+                <w:sz w:val="22"/>
                 <w:szCs w:val="20"/>
               </w:rPr>
               <w:t xml:space="preserve">A floor uses regular hexagon tiles with sides of 6 cm and an apothem of 5.2 cm.</w:t>
@@ -2658,25 +2662,25 @@
                 <w:rFonts w:ascii="Avenir Next" w:hAnsi="Avenir Next" w:cs="Avenir Next" w:eastAsia="Avenir Next"/>
                 <w:b/>
                 <w:color w:val="003A70"/>
+                <w:sz w:val="22"/>
+                <w:szCs w:val="20"/>
+              </w:rPr>
+              <w:t xml:space="preserve">a.</w:t>
+            </w:r>
+            <w:r>
+              <w:rPr>
+                <w:rFonts w:ascii="Avenir Next" w:hAnsi="Avenir Next" w:cs="Avenir Next" w:eastAsia="Avenir Next"/>
+                <w:color w:val="1A1A1A"/>
                 <w:sz w:val="20"/>
                 <w:szCs w:val="20"/>
               </w:rPr>
-              <w:t xml:space="preserve">a.</w:t>
-            </w:r>
-            <w:r>
-              <w:rPr>
-                <w:rFonts w:ascii="Avenir Next" w:hAnsi="Avenir Next" w:cs="Avenir Next" w:eastAsia="Avenir Next"/>
-                <w:color w:val="1A1A1A"/>
-                <w:sz w:val="20"/>
-                <w:szCs w:val="20"/>
-              </w:rPr>
               <w:tab/>
             </w:r>
             <w:r>
               <w:rPr>
                 <w:rFonts w:ascii="Avenir Next" w:hAnsi="Avenir Next" w:cs="Avenir Next" w:eastAsia="Avenir Next"/>
                 <w:color w:val="1A1A1A"/>
-                <w:sz w:val="20"/>
+                <w:sz w:val="22"/>
                 <w:szCs w:val="20"/>
               </w:rPr>
               <w:t xml:space="preserve">Find the area of one tile.</w:t>
@@ -2704,7 +2708,7 @@
               <w:rPr>
                 <w:rFonts w:ascii="Avenir Next" w:hAnsi="Avenir Next" w:cs="Avenir Next" w:eastAsia="Avenir Next"/>
                 <w:color w:val="1A1A1A"/>
-                <w:sz w:val="20"/>
+                <w:sz w:val="22"/>
                 <w:szCs w:val="20"/>
               </w:rPr>
               <w:t xml:space="preserve"> cm²</w:t>
@@ -2724,25 +2728,25 @@
                 <w:rFonts w:ascii="Avenir Next" w:hAnsi="Avenir Next" w:cs="Avenir Next" w:eastAsia="Avenir Next"/>
                 <w:b/>
                 <w:color w:val="003A70"/>
+                <w:sz w:val="22"/>
+                <w:szCs w:val="20"/>
+              </w:rPr>
+              <w:t xml:space="preserve">b.</w:t>
+            </w:r>
+            <w:r>
+              <w:rPr>
+                <w:rFonts w:ascii="Avenir Next" w:hAnsi="Avenir Next" w:cs="Avenir Next" w:eastAsia="Avenir Next"/>
+                <w:color w:val="1A1A1A"/>
                 <w:sz w:val="20"/>
                 <w:szCs w:val="20"/>
               </w:rPr>
-              <w:t xml:space="preserve">b.</w:t>
-            </w:r>
-            <w:r>
-              <w:rPr>
-                <w:rFonts w:ascii="Avenir Next" w:hAnsi="Avenir Next" w:cs="Avenir Next" w:eastAsia="Avenir Next"/>
-                <w:color w:val="1A1A1A"/>
-                <w:sz w:val="20"/>
-                <w:szCs w:val="20"/>
-              </w:rPr>
               <w:tab/>
             </w:r>
             <w:r>
               <w:rPr>
                 <w:rFonts w:ascii="Avenir Next" w:hAnsi="Avenir Next" w:cs="Avenir Next" w:eastAsia="Avenir Next"/>
                 <w:color w:val="1A1A1A"/>
-                <w:sz w:val="20"/>
+                <w:sz w:val="22"/>
                 <w:szCs w:val="20"/>
               </w:rPr>
               <w:t xml:space="preserve">Find the area covered by 30 tiles.</w:t>
@@ -2770,7 +2774,7 @@
               <w:rPr>
                 <w:rFonts w:ascii="Avenir Next" w:hAnsi="Avenir Next" w:cs="Avenir Next" w:eastAsia="Avenir Next"/>
                 <w:color w:val="1A1A1A"/>
-                <w:sz w:val="20"/>
+                <w:sz w:val="22"/>
                 <w:szCs w:val="20"/>
               </w:rPr>
               <w:t xml:space="preserve"> cm²</w:t>
@@ -2778,7 +2782,7 @@
           </w:p>
           <w:p>
             <w:pPr>
-              <w:spacing w:before="0" w:after="0" w:line="60" w:lineRule="auto"/>
+              <w:spacing w:before="0" w:after="0" w:line="50" w:lineRule="exact"/>
             </w:pPr>
           </w:p>
           <w:tbl>
@@ -2836,7 +2840,7 @@
           </w:tbl>
           <w:p>
             <w:pPr>
-              <w:spacing w:before="0" w:after="0" w:line="24" w:lineRule="auto"/>
+              <w:spacing w:before="0" w:after="0" w:line="50" w:lineRule="exact"/>
             </w:pPr>
           </w:p>
         </w:tc>
@@ -2844,11 +2848,12 @@
     </w:tbl>
     <w:p>
       <w:pPr>
-        <w:spacing w:before="0" w:after="0" w:line="20" w:lineRule="exact"/>
+        <w:spacing w:before="0" w:after="0" w:line="50" w:lineRule="exact"/>
       </w:pPr>
     </w:p>
     <w:p>
       <w:pPr>
+        <w:pStyle w:val="Heading2"/>
         <w:keepNext/>
         <w:pBdr>
           <w:bottom w:val="single" w:sz="8" w:space="3" w:color="003A70"/>
@@ -2864,7 +2869,7 @@
           <w:b/>
           <w:color w:val="003A70"/>
           <w:spacing w:val="14"/>
-          <w:sz w:val="19"/>
+          <w:sz w:val="22"/>
           <w:szCs w:val="19"/>
         </w:rPr>
         <w:t xml:space="preserve">FIND THE ERROR</w:t>
@@ -2883,7 +2888,7 @@
           <w:rFonts w:ascii="Avenir Next" w:hAnsi="Avenir Next" w:cs="Avenir Next" w:eastAsia="Avenir Next"/>
           <w:i/>
           <w:color w:val="5A5F66"/>
-          <w:sz w:val="17"/>
+          <w:sz w:val="22"/>
           <w:szCs w:val="17"/>
         </w:rPr>
         <w:t xml:space="preserve">explain the mistake, then fix it</w:t>
@@ -2891,7 +2896,7 @@
     </w:p>
     <w:p>
       <w:pPr>
-        <w:spacing w:before="0" w:after="0" w:line="20" w:lineRule="exact"/>
+        <w:spacing w:before="0" w:after="0" w:line="50" w:lineRule="exact"/>
       </w:pPr>
     </w:p>
     <w:tbl>
@@ -2941,35 +2946,35 @@
                 <w:rFonts w:ascii="Avenir Next" w:hAnsi="Avenir Next" w:cs="Avenir Next" w:eastAsia="Avenir Next"/>
                 <w:b/>
                 <w:color w:val="1A1A1A"/>
+                <w:sz w:val="22"/>
+                <w:szCs w:val="20"/>
+              </w:rPr>
+              <w:t xml:space="preserve">9.</w:t>
+            </w:r>
+            <w:r>
+              <w:rPr>
+                <w:rFonts w:ascii="Avenir Next" w:hAnsi="Avenir Next" w:cs="Avenir Next" w:eastAsia="Avenir Next"/>
+                <w:color w:val="1A1A1A"/>
                 <w:sz w:val="20"/>
                 <w:szCs w:val="20"/>
               </w:rPr>
-              <w:t xml:space="preserve">9.</w:t>
-            </w:r>
-            <w:r>
-              <w:rPr>
-                <w:rFonts w:ascii="Avenir Next" w:hAnsi="Avenir Next" w:cs="Avenir Next" w:eastAsia="Avenir Next"/>
-                <w:color w:val="1A1A1A"/>
-                <w:sz w:val="20"/>
+              <w:tab/>
+            </w:r>
+            <w:r>
+              <w:rPr>
+                <w:rFonts w:ascii="Avenir Next" w:hAnsi="Avenir Next" w:cs="Avenir Next" w:eastAsia="Avenir Next"/>
+                <w:b/>
+                <w:color w:val="1A1A1A"/>
+                <w:sz w:val="22"/>
                 <w:szCs w:val="20"/>
               </w:rPr>
-              <w:tab/>
-            </w:r>
-            <w:r>
-              <w:rPr>
-                <w:rFonts w:ascii="Avenir Next" w:hAnsi="Avenir Next" w:cs="Avenir Next" w:eastAsia="Avenir Next"/>
-                <w:b/>
-                <w:color w:val="1A1A1A"/>
-                <w:sz w:val="20"/>
-                <w:szCs w:val="20"/>
-              </w:rPr>
               <w:t xml:space="preserve">Mateo’s Work.  </w:t>
             </w:r>
             <w:r>
               <w:rPr>
                 <w:rFonts w:ascii="Avenir Next" w:hAnsi="Avenir Next" w:cs="Avenir Next" w:eastAsia="Avenir Next"/>
                 <w:color w:val="1A1A1A"/>
-                <w:sz w:val="20"/>
+                <w:sz w:val="22"/>
                 <w:szCs w:val="20"/>
               </w:rPr>
               <w:t xml:space="preserve">A regular octagon has sides of 10 in and an apothem of 12 in. Mateo wrote: “A = 10 × 12 × 8 = 960 in².” Explain the mistake and find the correct area.</w:t>
@@ -3015,7 +3020,7 @@
                 </w:tcPr>
                 <w:p>
                   <w:pPr>
-                    <w:spacing w:before="0" w:after="0" w:line="240" w:lineRule="auto"/>
+                    <w:spacing w:before="0" w:after="0" w:line="50" w:lineRule="exact"/>
                   </w:pPr>
                 </w:p>
               </w:tc>
@@ -3035,7 +3040,7 @@
                 </w:tcPr>
                 <w:p>
                   <w:pPr>
-                    <w:spacing w:before="0" w:after="0" w:line="240" w:lineRule="auto"/>
+                    <w:spacing w:before="0" w:after="0" w:line="50" w:lineRule="exact"/>
                   </w:pPr>
                 </w:p>
               </w:tc>
@@ -3055,7 +3060,7 @@
                 </w:tcPr>
                 <w:p>
                   <w:pPr>
-                    <w:spacing w:before="0" w:after="0" w:line="240" w:lineRule="auto"/>
+                    <w:spacing w:before="0" w:after="0" w:line="50" w:lineRule="exact"/>
                   </w:pPr>
                 </w:p>
               </w:tc>
@@ -3063,7 +3068,7 @@
           </w:tbl>
           <w:p>
             <w:pPr>
-              <w:spacing w:before="0" w:after="0" w:line="24" w:lineRule="auto"/>
+              <w:spacing w:before="0" w:after="0" w:line="50" w:lineRule="exact"/>
             </w:pPr>
           </w:p>
         </w:tc>
@@ -3071,11 +3076,12 @@
     </w:tbl>
     <w:p>
       <w:pPr>
-        <w:spacing w:before="0" w:after="0" w:line="20" w:lineRule="exact"/>
+        <w:spacing w:before="0" w:after="0" w:line="50" w:lineRule="exact"/>
       </w:pPr>
     </w:p>
     <w:p>
       <w:pPr>
+        <w:pStyle w:val="Heading2"/>
         <w:keepNext/>
         <w:pBdr>
           <w:bottom w:val="single" w:sz="8" w:space="3" w:color="003A70"/>
@@ -3091,7 +3097,7 @@
           <w:b/>
           <w:color w:val="003A70"/>
           <w:spacing w:val="14"/>
-          <w:sz w:val="19"/>
+          <w:sz w:val="22"/>
           <w:szCs w:val="19"/>
         </w:rPr>
         <w:t xml:space="preserve">TEST PRACTICE</w:t>
@@ -3110,7 +3116,7 @@
           <w:rFonts w:ascii="Avenir Next" w:hAnsi="Avenir Next" w:cs="Avenir Next" w:eastAsia="Avenir Next"/>
           <w:i/>
           <w:color w:val="5A5F66"/>
-          <w:sz w:val="17"/>
+          <w:sz w:val="22"/>
           <w:szCs w:val="17"/>
         </w:rPr>
         <w:t xml:space="preserve">choose the best answer</w:t>
@@ -3118,7 +3124,7 @@
     </w:p>
     <w:p>
       <w:pPr>
-        <w:spacing w:before="0" w:after="0" w:line="20" w:lineRule="exact"/>
+        <w:spacing w:before="0" w:after="0" w:line="50" w:lineRule="exact"/>
       </w:pPr>
     </w:p>
     <w:tbl>
@@ -3168,25 +3174,25 @@
                 <w:rFonts w:ascii="Avenir Next" w:hAnsi="Avenir Next" w:cs="Avenir Next" w:eastAsia="Avenir Next"/>
                 <w:b/>
                 <w:color w:val="1A1A1A"/>
+                <w:sz w:val="22"/>
+                <w:szCs w:val="20"/>
+              </w:rPr>
+              <w:t xml:space="preserve">10.</w:t>
+            </w:r>
+            <w:r>
+              <w:rPr>
+                <w:rFonts w:ascii="Avenir Next" w:hAnsi="Avenir Next" w:cs="Avenir Next" w:eastAsia="Avenir Next"/>
+                <w:color w:val="1A1A1A"/>
                 <w:sz w:val="20"/>
                 <w:szCs w:val="20"/>
               </w:rPr>
-              <w:t xml:space="preserve">10.</w:t>
-            </w:r>
-            <w:r>
-              <w:rPr>
-                <w:rFonts w:ascii="Avenir Next" w:hAnsi="Avenir Next" w:cs="Avenir Next" w:eastAsia="Avenir Next"/>
-                <w:color w:val="1A1A1A"/>
-                <w:sz w:val="20"/>
-                <w:szCs w:val="20"/>
-              </w:rPr>
               <w:tab/>
             </w:r>
             <w:r>
               <w:rPr>
                 <w:rFonts w:ascii="Avenir Next" w:hAnsi="Avenir Next" w:cs="Avenir Next" w:eastAsia="Avenir Next"/>
                 <w:color w:val="1A1A1A"/>
-                <w:sz w:val="20"/>
+                <w:sz w:val="22"/>
                 <w:szCs w:val="20"/>
               </w:rPr>
               <w:t xml:space="preserve">A regular octagon splits into how many congruent center triangles?</w:t>
@@ -3242,25 +3248,25 @@
                       <w:rFonts w:ascii="Avenir Next" w:hAnsi="Avenir Next" w:cs="Avenir Next" w:eastAsia="Avenir Next"/>
                       <w:b/>
                       <w:color w:val="003A70"/>
+                      <w:sz w:val="22"/>
+                      <w:szCs w:val="19"/>
+                    </w:rPr>
+                    <w:t xml:space="preserve">A</w:t>
+                  </w:r>
+                  <w:r>
+                    <w:rPr>
+                      <w:rFonts w:ascii="Avenir Next" w:hAnsi="Avenir Next" w:cs="Avenir Next" w:eastAsia="Avenir Next"/>
+                      <w:color w:val="1A1A1A"/>
                       <w:sz w:val="19"/>
                       <w:szCs w:val="19"/>
                     </w:rPr>
-                    <w:t xml:space="preserve">A</w:t>
-                  </w:r>
-                  <w:r>
-                    <w:rPr>
-                      <w:rFonts w:ascii="Avenir Next" w:hAnsi="Avenir Next" w:cs="Avenir Next" w:eastAsia="Avenir Next"/>
-                      <w:color w:val="1A1A1A"/>
-                      <w:sz w:val="19"/>
-                      <w:szCs w:val="19"/>
-                    </w:rPr>
                     <w:tab/>
                   </w:r>
                   <w:r>
                     <w:rPr>
                       <w:rFonts w:ascii="Avenir Next" w:hAnsi="Avenir Next" w:cs="Avenir Next" w:eastAsia="Avenir Next"/>
                       <w:color w:val="1A1A1A"/>
-                      <w:sz w:val="19"/>
+                      <w:sz w:val="22"/>
                       <w:szCs w:val="19"/>
                     </w:rPr>
                     <w:t xml:space="preserve">6</w:t>
@@ -3285,25 +3291,25 @@
                       <w:rFonts w:ascii="Avenir Next" w:hAnsi="Avenir Next" w:cs="Avenir Next" w:eastAsia="Avenir Next"/>
                       <w:b/>
                       <w:color w:val="003A70"/>
+                      <w:sz w:val="22"/>
+                      <w:szCs w:val="19"/>
+                    </w:rPr>
+                    <w:t xml:space="preserve">B</w:t>
+                  </w:r>
+                  <w:r>
+                    <w:rPr>
+                      <w:rFonts w:ascii="Avenir Next" w:hAnsi="Avenir Next" w:cs="Avenir Next" w:eastAsia="Avenir Next"/>
+                      <w:color w:val="1A1A1A"/>
                       <w:sz w:val="19"/>
                       <w:szCs w:val="19"/>
                     </w:rPr>
-                    <w:t xml:space="preserve">B</w:t>
-                  </w:r>
-                  <w:r>
-                    <w:rPr>
-                      <w:rFonts w:ascii="Avenir Next" w:hAnsi="Avenir Next" w:cs="Avenir Next" w:eastAsia="Avenir Next"/>
-                      <w:color w:val="1A1A1A"/>
-                      <w:sz w:val="19"/>
-                      <w:szCs w:val="19"/>
-                    </w:rPr>
                     <w:tab/>
                   </w:r>
                   <w:r>
                     <w:rPr>
                       <w:rFonts w:ascii="Avenir Next" w:hAnsi="Avenir Next" w:cs="Avenir Next" w:eastAsia="Avenir Next"/>
                       <w:color w:val="1A1A1A"/>
-                      <w:sz w:val="19"/>
+                      <w:sz w:val="22"/>
                       <w:szCs w:val="19"/>
                     </w:rPr>
                     <w:t xml:space="preserve">7</w:t>
@@ -3328,25 +3334,25 @@
                       <w:rFonts w:ascii="Avenir Next" w:hAnsi="Avenir Next" w:cs="Avenir Next" w:eastAsia="Avenir Next"/>
                       <w:b/>
                       <w:color w:val="003A70"/>
+                      <w:sz w:val="22"/>
+                      <w:szCs w:val="19"/>
+                    </w:rPr>
+                    <w:t xml:space="preserve">C</w:t>
+                  </w:r>
+                  <w:r>
+                    <w:rPr>
+                      <w:rFonts w:ascii="Avenir Next" w:hAnsi="Avenir Next" w:cs="Avenir Next" w:eastAsia="Avenir Next"/>
+                      <w:color w:val="1A1A1A"/>
                       <w:sz w:val="19"/>
                       <w:szCs w:val="19"/>
                     </w:rPr>
-                    <w:t xml:space="preserve">C</w:t>
-                  </w:r>
-                  <w:r>
-                    <w:rPr>
-                      <w:rFonts w:ascii="Avenir Next" w:hAnsi="Avenir Next" w:cs="Avenir Next" w:eastAsia="Avenir Next"/>
-                      <w:color w:val="1A1A1A"/>
-                      <w:sz w:val="19"/>
-                      <w:szCs w:val="19"/>
-                    </w:rPr>
                     <w:tab/>
                   </w:r>
                   <w:r>
                     <w:rPr>
                       <w:rFonts w:ascii="Avenir Next" w:hAnsi="Avenir Next" w:cs="Avenir Next" w:eastAsia="Avenir Next"/>
                       <w:color w:val="1A1A1A"/>
-                      <w:sz w:val="19"/>
+                      <w:sz w:val="22"/>
                       <w:szCs w:val="19"/>
                     </w:rPr>
                     <w:t xml:space="preserve">8</w:t>
@@ -3371,25 +3377,25 @@
                       <w:rFonts w:ascii="Avenir Next" w:hAnsi="Avenir Next" w:cs="Avenir Next" w:eastAsia="Avenir Next"/>
                       <w:b/>
                       <w:color w:val="003A70"/>
+                      <w:sz w:val="22"/>
+                      <w:szCs w:val="19"/>
+                    </w:rPr>
+                    <w:t xml:space="preserve">D</w:t>
+                  </w:r>
+                  <w:r>
+                    <w:rPr>
+                      <w:rFonts w:ascii="Avenir Next" w:hAnsi="Avenir Next" w:cs="Avenir Next" w:eastAsia="Avenir Next"/>
+                      <w:color w:val="1A1A1A"/>
                       <w:sz w:val="19"/>
                       <w:szCs w:val="19"/>
                     </w:rPr>
-                    <w:t xml:space="preserve">D</w:t>
-                  </w:r>
-                  <w:r>
-                    <w:rPr>
-                      <w:rFonts w:ascii="Avenir Next" w:hAnsi="Avenir Next" w:cs="Avenir Next" w:eastAsia="Avenir Next"/>
-                      <w:color w:val="1A1A1A"/>
-                      <w:sz w:val="19"/>
-                      <w:szCs w:val="19"/>
-                    </w:rPr>
                     <w:tab/>
                   </w:r>
                   <w:r>
                     <w:rPr>
                       <w:rFonts w:ascii="Avenir Next" w:hAnsi="Avenir Next" w:cs="Avenir Next" w:eastAsia="Avenir Next"/>
                       <w:color w:val="1A1A1A"/>
-                      <w:sz w:val="19"/>
+                      <w:sz w:val="22"/>
                       <w:szCs w:val="19"/>
                     </w:rPr>
                     <w:t xml:space="preserve">10</w:t>
@@ -3400,7 +3406,7 @@
           </w:tbl>
           <w:p>
             <w:pPr>
-              <w:spacing w:before="0" w:after="0" w:line="24" w:lineRule="auto"/>
+              <w:spacing w:before="0" w:after="0" w:line="50" w:lineRule="exact"/>
             </w:pPr>
           </w:p>
         </w:tc>
@@ -3408,12 +3414,12 @@
     </w:tbl>
     <w:p>
       <w:pPr>
-        <w:spacing w:before="0" w:after="0" w:line="20" w:lineRule="exact"/>
+        <w:spacing w:before="0" w:after="0" w:line="50" w:lineRule="exact"/>
       </w:pPr>
     </w:p>
     <w:p>
       <w:pPr>
-        <w:spacing w:before="0" w:after="0" w:line="20" w:lineRule="exact"/>
+        <w:spacing w:before="0" w:after="0" w:line="50" w:lineRule="exact"/>
       </w:pPr>
     </w:p>
     <w:tbl>
@@ -3463,25 +3469,25 @@
                 <w:rFonts w:ascii="Avenir Next" w:hAnsi="Avenir Next" w:cs="Avenir Next" w:eastAsia="Avenir Next"/>
                 <w:b/>
                 <w:color w:val="1A1A1A"/>
+                <w:sz w:val="22"/>
+                <w:szCs w:val="20"/>
+              </w:rPr>
+              <w:t xml:space="preserve">11.</w:t>
+            </w:r>
+            <w:r>
+              <w:rPr>
+                <w:rFonts w:ascii="Avenir Next" w:hAnsi="Avenir Next" w:cs="Avenir Next" w:eastAsia="Avenir Next"/>
+                <w:color w:val="1A1A1A"/>
                 <w:sz w:val="20"/>
                 <w:szCs w:val="20"/>
               </w:rPr>
-              <w:t xml:space="preserve">11.</w:t>
-            </w:r>
-            <w:r>
-              <w:rPr>
-                <w:rFonts w:ascii="Avenir Next" w:hAnsi="Avenir Next" w:cs="Avenir Next" w:eastAsia="Avenir Next"/>
-                <w:color w:val="1A1A1A"/>
-                <w:sz w:val="20"/>
-                <w:szCs w:val="20"/>
-              </w:rPr>
               <w:tab/>
             </w:r>
             <w:r>
               <w:rPr>
                 <w:rFonts w:ascii="Avenir Next" w:hAnsi="Avenir Next" w:cs="Avenir Next" w:eastAsia="Avenir Next"/>
                 <w:color w:val="1A1A1A"/>
-                <w:sz w:val="20"/>
+                <w:sz w:val="22"/>
                 <w:szCs w:val="20"/>
               </w:rPr>
               <w:t xml:space="preserve">To find a regular polygon’s area, multiply one triangle’s area by the —</w:t>
@@ -3537,25 +3543,25 @@
                       <w:rFonts w:ascii="Avenir Next" w:hAnsi="Avenir Next" w:cs="Avenir Next" w:eastAsia="Avenir Next"/>
                       <w:b/>
                       <w:color w:val="003A70"/>
+                      <w:sz w:val="22"/>
+                      <w:szCs w:val="19"/>
+                    </w:rPr>
+                    <w:t xml:space="preserve">A</w:t>
+                  </w:r>
+                  <w:r>
+                    <w:rPr>
+                      <w:rFonts w:ascii="Avenir Next" w:hAnsi="Avenir Next" w:cs="Avenir Next" w:eastAsia="Avenir Next"/>
+                      <w:color w:val="1A1A1A"/>
                       <w:sz w:val="19"/>
                       <w:szCs w:val="19"/>
                     </w:rPr>
-                    <w:t xml:space="preserve">A</w:t>
-                  </w:r>
-                  <w:r>
-                    <w:rPr>
-                      <w:rFonts w:ascii="Avenir Next" w:hAnsi="Avenir Next" w:cs="Avenir Next" w:eastAsia="Avenir Next"/>
-                      <w:color w:val="1A1A1A"/>
-                      <w:sz w:val="19"/>
-                      <w:szCs w:val="19"/>
-                    </w:rPr>
                     <w:tab/>
                   </w:r>
                   <w:r>
                     <w:rPr>
                       <w:rFonts w:ascii="Avenir Next" w:hAnsi="Avenir Next" w:cs="Avenir Next" w:eastAsia="Avenir Next"/>
                       <w:color w:val="1A1A1A"/>
-                      <w:sz w:val="19"/>
+                      <w:sz w:val="22"/>
                       <w:szCs w:val="19"/>
                     </w:rPr>
                     <w:t xml:space="preserve">apothem</w:t>
@@ -3580,25 +3586,25 @@
                       <w:rFonts w:ascii="Avenir Next" w:hAnsi="Avenir Next" w:cs="Avenir Next" w:eastAsia="Avenir Next"/>
                       <w:b/>
                       <w:color w:val="003A70"/>
+                      <w:sz w:val="22"/>
+                      <w:szCs w:val="19"/>
+                    </w:rPr>
+                    <w:t xml:space="preserve">B</w:t>
+                  </w:r>
+                  <w:r>
+                    <w:rPr>
+                      <w:rFonts w:ascii="Avenir Next" w:hAnsi="Avenir Next" w:cs="Avenir Next" w:eastAsia="Avenir Next"/>
+                      <w:color w:val="1A1A1A"/>
                       <w:sz w:val="19"/>
                       <w:szCs w:val="19"/>
                     </w:rPr>
-                    <w:t xml:space="preserve">B</w:t>
-                  </w:r>
-                  <w:r>
-                    <w:rPr>
-                      <w:rFonts w:ascii="Avenir Next" w:hAnsi="Avenir Next" w:cs="Avenir Next" w:eastAsia="Avenir Next"/>
-                      <w:color w:val="1A1A1A"/>
-                      <w:sz w:val="19"/>
-                      <w:szCs w:val="19"/>
-                    </w:rPr>
                     <w:tab/>
                   </w:r>
                   <w:r>
                     <w:rPr>
                       <w:rFonts w:ascii="Avenir Next" w:hAnsi="Avenir Next" w:cs="Avenir Next" w:eastAsia="Avenir Next"/>
                       <w:color w:val="1A1A1A"/>
-                      <w:sz w:val="19"/>
+                      <w:sz w:val="22"/>
                       <w:szCs w:val="19"/>
                     </w:rPr>
                     <w:t xml:space="preserve">number of sides</w:t>
@@ -3623,25 +3629,25 @@
                       <w:rFonts w:ascii="Avenir Next" w:hAnsi="Avenir Next" w:cs="Avenir Next" w:eastAsia="Avenir Next"/>
                       <w:b/>
                       <w:color w:val="003A70"/>
+                      <w:sz w:val="22"/>
+                      <w:szCs w:val="19"/>
+                    </w:rPr>
+                    <w:t xml:space="preserve">C</w:t>
+                  </w:r>
+                  <w:r>
+                    <w:rPr>
+                      <w:rFonts w:ascii="Avenir Next" w:hAnsi="Avenir Next" w:cs="Avenir Next" w:eastAsia="Avenir Next"/>
+                      <w:color w:val="1A1A1A"/>
                       <w:sz w:val="19"/>
                       <w:szCs w:val="19"/>
                     </w:rPr>
-                    <w:t xml:space="preserve">C</w:t>
-                  </w:r>
-                  <w:r>
-                    <w:rPr>
-                      <w:rFonts w:ascii="Avenir Next" w:hAnsi="Avenir Next" w:cs="Avenir Next" w:eastAsia="Avenir Next"/>
-                      <w:color w:val="1A1A1A"/>
-                      <w:sz w:val="19"/>
-                      <w:szCs w:val="19"/>
-                    </w:rPr>
                     <w:tab/>
                   </w:r>
                   <w:r>
                     <w:rPr>
                       <w:rFonts w:ascii="Avenir Next" w:hAnsi="Avenir Next" w:cs="Avenir Next" w:eastAsia="Avenir Next"/>
                       <w:color w:val="1A1A1A"/>
-                      <w:sz w:val="19"/>
+                      <w:sz w:val="22"/>
                       <w:szCs w:val="19"/>
                     </w:rPr>
                     <w:t xml:space="preserve">side length</w:t>
@@ -3666,25 +3672,25 @@
                       <w:rFonts w:ascii="Avenir Next" w:hAnsi="Avenir Next" w:cs="Avenir Next" w:eastAsia="Avenir Next"/>
                       <w:b/>
                       <w:color w:val="003A70"/>
+                      <w:sz w:val="22"/>
+                      <w:szCs w:val="19"/>
+                    </w:rPr>
+                    <w:t xml:space="preserve">D</w:t>
+                  </w:r>
+                  <w:r>
+                    <w:rPr>
+                      <w:rFonts w:ascii="Avenir Next" w:hAnsi="Avenir Next" w:cs="Avenir Next" w:eastAsia="Avenir Next"/>
+                      <w:color w:val="1A1A1A"/>
                       <w:sz w:val="19"/>
                       <w:szCs w:val="19"/>
                     </w:rPr>
-                    <w:t xml:space="preserve">D</w:t>
-                  </w:r>
-                  <w:r>
-                    <w:rPr>
-                      <w:rFonts w:ascii="Avenir Next" w:hAnsi="Avenir Next" w:cs="Avenir Next" w:eastAsia="Avenir Next"/>
-                      <w:color w:val="1A1A1A"/>
-                      <w:sz w:val="19"/>
-                      <w:szCs w:val="19"/>
-                    </w:rPr>
                     <w:tab/>
                   </w:r>
                   <w:r>
                     <w:rPr>
                       <w:rFonts w:ascii="Avenir Next" w:hAnsi="Avenir Next" w:cs="Avenir Next" w:eastAsia="Avenir Next"/>
                       <w:color w:val="1A1A1A"/>
-                      <w:sz w:val="19"/>
+                      <w:sz w:val="22"/>
                       <w:szCs w:val="19"/>
                     </w:rPr>
                     <w:t xml:space="preserve">perimeter</w:t>
@@ -3695,7 +3701,7 @@
           </w:tbl>
           <w:p>
             <w:pPr>
-              <w:spacing w:before="0" w:after="0" w:line="24" w:lineRule="auto"/>
+              <w:spacing w:before="0" w:after="0" w:line="50" w:lineRule="exact"/>
             </w:pPr>
           </w:p>
         </w:tc>
@@ -3703,11 +3709,12 @@
     </w:tbl>
     <w:p>
       <w:pPr>
-        <w:spacing w:before="0" w:after="0" w:line="20" w:lineRule="exact"/>
+        <w:spacing w:before="0" w:after="0" w:line="50" w:lineRule="exact"/>
       </w:pPr>
     </w:p>
     <w:p>
       <w:pPr>
+        <w:pStyle w:val="Heading2"/>
         <w:keepNext/>
         <w:pBdr>
           <w:bottom w:val="single" w:sz="8" w:space="3" w:color="003A70"/>
@@ -3723,7 +3730,7 @@
           <w:b/>
           <w:color w:val="003A70"/>
           <w:spacing w:val="14"/>
-          <w:sz w:val="19"/>
+          <w:sz w:val="22"/>
           <w:szCs w:val="19"/>
         </w:rPr>
         <w:t xml:space="preserve">SELF-CHECK CODE</w:t>
@@ -3742,7 +3749,7 @@
           <w:rFonts w:ascii="Avenir Next" w:hAnsi="Avenir Next" w:cs="Avenir Next" w:eastAsia="Avenir Next"/>
           <w:i/>
           <w:color w:val="5A5F66"/>
-          <w:sz w:val="17"/>
+          <w:sz w:val="22"/>
           <w:szCs w:val="17"/>
         </w:rPr>
         <w:t xml:space="preserve">find your answer · copy its letter into that problem’s box · spell a math word</w:t>
@@ -3801,7 +3808,7 @@
                 <w:rFonts w:ascii="Avenir Next" w:hAnsi="Avenir Next" w:cs="Avenir Next" w:eastAsia="Avenir Next"/>
                 <w:b/>
                 <w:color w:val="1A1A1A"/>
-                <w:sz w:val="18"/>
+                <w:sz w:val="22"/>
                 <w:szCs w:val="18"/>
               </w:rPr>
               <w:t xml:space="preserve">28</w:t>
@@ -3817,7 +3824,7 @@
                 <w:rFonts w:ascii="Avenir Next" w:hAnsi="Avenir Next" w:cs="Avenir Next" w:eastAsia="Avenir Next"/>
                 <w:b/>
                 <w:color w:val="003A70"/>
-                <w:sz w:val="18"/>
+                <w:sz w:val="22"/>
                 <w:szCs w:val="18"/>
               </w:rPr>
               <w:t xml:space="preserve">Q</w:t>
@@ -3840,7 +3847,7 @@
                 <w:rFonts w:ascii="Avenir Next" w:hAnsi="Avenir Next" w:cs="Avenir Next" w:eastAsia="Avenir Next"/>
                 <w:b/>
                 <w:color w:val="1A1A1A"/>
-                <w:sz w:val="18"/>
+                <w:sz w:val="22"/>
                 <w:szCs w:val="18"/>
               </w:rPr>
               <w:t xml:space="preserve">1,038</w:t>
@@ -3856,7 +3863,7 @@
                 <w:rFonts w:ascii="Avenir Next" w:hAnsi="Avenir Next" w:cs="Avenir Next" w:eastAsia="Avenir Next"/>
                 <w:b/>
                 <w:color w:val="003A70"/>
-                <w:sz w:val="18"/>
+                <w:sz w:val="22"/>
                 <w:szCs w:val="18"/>
               </w:rPr>
               <w:t xml:space="preserve">A</w:t>
@@ -3879,7 +3886,7 @@
                 <w:rFonts w:ascii="Avenir Next" w:hAnsi="Avenir Next" w:cs="Avenir Next" w:eastAsia="Avenir Next"/>
                 <w:b/>
                 <w:color w:val="1A1A1A"/>
-                <w:sz w:val="18"/>
+                <w:sz w:val="22"/>
                 <w:szCs w:val="18"/>
               </w:rPr>
               <w:t xml:space="preserve">336</w:t>
@@ -3895,7 +3902,7 @@
                 <w:rFonts w:ascii="Avenir Next" w:hAnsi="Avenir Next" w:cs="Avenir Next" w:eastAsia="Avenir Next"/>
                 <w:b/>
                 <w:color w:val="003A70"/>
-                <w:sz w:val="18"/>
+                <w:sz w:val="22"/>
                 <w:szCs w:val="18"/>
               </w:rPr>
               <w:t xml:space="preserve">E</w:t>
@@ -3918,7 +3925,7 @@
                 <w:rFonts w:ascii="Avenir Next" w:hAnsi="Avenir Next" w:cs="Avenir Next" w:eastAsia="Avenir Next"/>
                 <w:b/>
                 <w:color w:val="1A1A1A"/>
-                <w:sz w:val="18"/>
+                <w:sz w:val="22"/>
                 <w:szCs w:val="18"/>
               </w:rPr>
               <w:t xml:space="preserve">374.4</w:t>
@@ -3934,7 +3941,7 @@
                 <w:rFonts w:ascii="Avenir Next" w:hAnsi="Avenir Next" w:cs="Avenir Next" w:eastAsia="Avenir Next"/>
                 <w:b/>
                 <w:color w:val="003A70"/>
-                <w:sz w:val="18"/>
+                <w:sz w:val="22"/>
                 <w:szCs w:val="18"/>
               </w:rPr>
               <w:t xml:space="preserve">H</w:t>
@@ -3957,7 +3964,7 @@
                 <w:rFonts w:ascii="Avenir Next" w:hAnsi="Avenir Next" w:cs="Avenir Next" w:eastAsia="Avenir Next"/>
                 <w:b/>
                 <w:color w:val="1A1A1A"/>
-                <w:sz w:val="18"/>
+                <w:sz w:val="22"/>
                 <w:szCs w:val="18"/>
               </w:rPr>
               <w:t xml:space="preserve">172.8</w:t>
@@ -3973,7 +3980,7 @@
                 <w:rFonts w:ascii="Avenir Next" w:hAnsi="Avenir Next" w:cs="Avenir Next" w:eastAsia="Avenir Next"/>
                 <w:b/>
                 <w:color w:val="003A70"/>
-                <w:sz w:val="18"/>
+                <w:sz w:val="22"/>
                 <w:szCs w:val="18"/>
               </w:rPr>
               <w:t xml:space="preserve">X</w:t>
@@ -3996,7 +4003,7 @@
                 <w:rFonts w:ascii="Avenir Next" w:hAnsi="Avenir Next" w:cs="Avenir Next" w:eastAsia="Avenir Next"/>
                 <w:b/>
                 <w:color w:val="1A1A1A"/>
-                <w:sz w:val="18"/>
+                <w:sz w:val="22"/>
                 <w:szCs w:val="18"/>
               </w:rPr>
               <w:t xml:space="preserve">672</w:t>
@@ -4012,7 +4019,7 @@
                 <w:rFonts w:ascii="Avenir Next" w:hAnsi="Avenir Next" w:cs="Avenir Next" w:eastAsia="Avenir Next"/>
                 <w:b/>
                 <w:color w:val="003A70"/>
-                <w:sz w:val="18"/>
+                <w:sz w:val="22"/>
                 <w:szCs w:val="18"/>
               </w:rPr>
               <w:t xml:space="preserve">J</w:t>
@@ -4035,7 +4042,7 @@
                 <w:rFonts w:ascii="Avenir Next" w:hAnsi="Avenir Next" w:cs="Avenir Next" w:eastAsia="Avenir Next"/>
                 <w:b/>
                 <w:color w:val="1A1A1A"/>
-                <w:sz w:val="18"/>
+                <w:sz w:val="22"/>
                 <w:szCs w:val="18"/>
               </w:rPr>
               <w:t xml:space="preserve">168</w:t>
@@ -4051,7 +4058,7 @@
                 <w:rFonts w:ascii="Avenir Next" w:hAnsi="Avenir Next" w:cs="Avenir Next" w:eastAsia="Avenir Next"/>
                 <w:b/>
                 <w:color w:val="003A70"/>
-                <w:sz w:val="18"/>
+                <w:sz w:val="22"/>
                 <w:szCs w:val="18"/>
               </w:rPr>
               <w:t xml:space="preserve">O</w:t>
@@ -4074,7 +4081,7 @@
                 <w:rFonts w:ascii="Avenir Next" w:hAnsi="Avenir Next" w:cs="Avenir Next" w:eastAsia="Avenir Next"/>
                 <w:b/>
                 <w:color w:val="1A1A1A"/>
-                <w:sz w:val="18"/>
+                <w:sz w:val="22"/>
                 <w:szCs w:val="18"/>
               </w:rPr>
               <w:t xml:space="preserve">249</w:t>
@@ -4090,7 +4097,7 @@
                 <w:rFonts w:ascii="Avenir Next" w:hAnsi="Avenir Next" w:cs="Avenir Next" w:eastAsia="Avenir Next"/>
                 <w:b/>
                 <w:color w:val="003A70"/>
-                <w:sz w:val="18"/>
+                <w:sz w:val="22"/>
                 <w:szCs w:val="18"/>
               </w:rPr>
               <w:t xml:space="preserve">G</w:t>
@@ -4113,7 +4120,7 @@
                 <w:rFonts w:ascii="Avenir Next" w:hAnsi="Avenir Next" w:cs="Avenir Next" w:eastAsia="Avenir Next"/>
                 <w:b/>
                 <w:color w:val="1A1A1A"/>
-                <w:sz w:val="18"/>
+                <w:sz w:val="22"/>
                 <w:szCs w:val="18"/>
               </w:rPr>
               <w:t xml:space="preserve">2,808</w:t>
@@ -4129,7 +4136,7 @@
                 <w:rFonts w:ascii="Avenir Next" w:hAnsi="Avenir Next" w:cs="Avenir Next" w:eastAsia="Avenir Next"/>
                 <w:b/>
                 <w:color w:val="003A70"/>
-                <w:sz w:val="18"/>
+                <w:sz w:val="22"/>
                 <w:szCs w:val="18"/>
               </w:rPr>
               <w:t xml:space="preserve">N</w:t>
@@ -4152,7 +4159,7 @@
                 <w:rFonts w:ascii="Avenir Next" w:hAnsi="Avenir Next" w:cs="Avenir Next" w:eastAsia="Avenir Next"/>
                 <w:b/>
                 <w:color w:val="1A1A1A"/>
-                <w:sz w:val="18"/>
+                <w:sz w:val="22"/>
                 <w:szCs w:val="18"/>
               </w:rPr>
               <w:t xml:space="preserve">498</w:t>
@@ -4168,7 +4175,7 @@
                 <w:rFonts w:ascii="Avenir Next" w:hAnsi="Avenir Next" w:cs="Avenir Next" w:eastAsia="Avenir Next"/>
                 <w:b/>
                 <w:color w:val="003A70"/>
-                <w:sz w:val="18"/>
+                <w:sz w:val="22"/>
                 <w:szCs w:val="18"/>
               </w:rPr>
               <w:t xml:space="preserve">Z</w:t>
@@ -4179,7 +4186,7 @@
     </w:tbl>
     <w:p>
       <w:pPr>
-        <w:spacing w:before="0" w:after="0" w:line="60" w:lineRule="auto"/>
+        <w:spacing w:before="0" w:after="0" w:line="50" w:lineRule="exact"/>
       </w:pPr>
     </w:p>
     <w:tbl>
@@ -4368,7 +4375,7 @@
     </w:tbl>
     <w:p>
       <w:pPr>
-        <w:spacing w:before="0" w:after="0" w:line="40" w:lineRule="auto"/>
+        <w:spacing w:before="0" w:after="0" w:line="50" w:lineRule="exact"/>
       </w:pPr>
     </w:p>
     <w:tbl>
@@ -4410,6 +4417,7 @@
           </w:tcPr>
           <w:p>
             <w:pPr>
+              <w:pStyle w:val="Heading2"/>
               <w:spacing w:before="0" w:after="0" w:line="240" w:lineRule="auto"/>
             </w:pPr>
             <w:r>
@@ -4447,7 +4455,7 @@
               <w:rPr>
                 <w:rFonts w:ascii="Avenir Next" w:hAnsi="Avenir Next" w:cs="Avenir Next" w:eastAsia="Avenir Next"/>
                 <w:color w:val="1A1A1A"/>
-                <w:sz w:val="17"/>
+                <w:sz w:val="22"/>
                 <w:szCs w:val="17"/>
               </w:rPr>
               <w:t xml:space="preserve">  I can do this on my own</w:t>
@@ -4476,7 +4484,7 @@
               <w:rPr>
                 <w:rFonts w:ascii="Avenir Next" w:hAnsi="Avenir Next" w:cs="Avenir Next" w:eastAsia="Avenir Next"/>
                 <w:color w:val="1A1A1A"/>
-                <w:sz w:val="17"/>
+                <w:sz w:val="22"/>
                 <w:szCs w:val="17"/>
               </w:rPr>
               <w:t xml:space="preserve">  I need a little help</w:t>
@@ -4505,7 +4513,7 @@
               <w:rPr>
                 <w:rFonts w:ascii="Avenir Next" w:hAnsi="Avenir Next" w:cs="Avenir Next" w:eastAsia="Avenir Next"/>
                 <w:color w:val="1A1A1A"/>
-                <w:sz w:val="17"/>
+                <w:sz w:val="22"/>
                 <w:szCs w:val="17"/>
               </w:rPr>
               <w:t xml:space="preserve">  I have a question about #</w:t>
@@ -4526,7 +4534,7 @@
     </w:tbl>
     <w:p>
       <w:pPr>
-        <w:spacing w:before="0" w:after="0" w:line="20" w:lineRule="exact"/>
+        <w:spacing w:before="0" w:after="0" w:line="50" w:lineRule="exact"/>
       </w:pPr>
     </w:p>
     <w:sectPr>
@@ -4612,7 +4620,106 @@
               <w:sz w:val="15"/>
               <w:szCs w:val="15"/>
             </w:rPr>
-            <w:t xml:space="preserve">Lesson 5-4  ·  Session 1  ·  Practice Form B</w:t>
+            <w:t xml:space="preserve">5-4 · Page </w:t>
+          </w:r>
+          <w:r>
+            <w:rPr>
+              <w:rFonts w:ascii="Avenir Next" w:hAnsi="Avenir Next" w:cs="Avenir Next" w:eastAsia="Avenir Next"/>
+              <w:color w:val="5A5F66"/>
+              <w:sz w:val="15"/>
+              <w:szCs w:val="15"/>
+            </w:rPr>
+            <w:fldChar w:fldCharType="begin"/>
+          </w:r>
+          <w:r>
+            <w:rPr>
+              <w:rFonts w:ascii="Avenir Next" w:hAnsi="Avenir Next" w:cs="Avenir Next" w:eastAsia="Avenir Next"/>
+              <w:color w:val="5A5F66"/>
+              <w:sz w:val="15"/>
+              <w:szCs w:val="15"/>
+            </w:rPr>
+            <w:instrText xml:space="preserve"> PAGE </w:instrText>
+          </w:r>
+          <w:r>
+            <w:rPr>
+              <w:rFonts w:ascii="Avenir Next" w:hAnsi="Avenir Next" w:cs="Avenir Next" w:eastAsia="Avenir Next"/>
+              <w:color w:val="5A5F66"/>
+              <w:sz w:val="15"/>
+              <w:szCs w:val="15"/>
+            </w:rPr>
+            <w:fldChar w:fldCharType="separate"/>
+          </w:r>
+          <w:r>
+            <w:rPr>
+              <w:rFonts w:ascii="Avenir Next" w:hAnsi="Avenir Next" w:cs="Avenir Next" w:eastAsia="Avenir Next"/>
+              <w:color w:val="5A5F66"/>
+              <w:sz w:val="15"/>
+              <w:szCs w:val="15"/>
+            </w:rPr>
+            <w:t xml:space="preserve">1</w:t>
+          </w:r>
+          <w:r>
+            <w:rPr>
+              <w:rFonts w:ascii="Avenir Next" w:hAnsi="Avenir Next" w:cs="Avenir Next" w:eastAsia="Avenir Next"/>
+              <w:color w:val="5A5F66"/>
+              <w:sz w:val="15"/>
+              <w:szCs w:val="15"/>
+            </w:rPr>
+            <w:fldChar w:fldCharType="end"/>
+          </w:r>
+          <w:r>
+            <w:rPr>
+              <w:rFonts w:ascii="Avenir Next" w:hAnsi="Avenir Next" w:cs="Avenir Next" w:eastAsia="Avenir Next"/>
+              <w:color w:val="5A5F66"/>
+              <w:sz w:val="15"/>
+              <w:szCs w:val="15"/>
+            </w:rPr>
+            <w:t xml:space="preserve"> of </w:t>
+          </w:r>
+          <w:r>
+            <w:rPr>
+              <w:rFonts w:ascii="Avenir Next" w:hAnsi="Avenir Next" w:cs="Avenir Next" w:eastAsia="Avenir Next"/>
+              <w:color w:val="5A5F66"/>
+              <w:sz w:val="15"/>
+              <w:szCs w:val="15"/>
+            </w:rPr>
+            <w:fldChar w:fldCharType="begin"/>
+          </w:r>
+          <w:r>
+            <w:rPr>
+              <w:rFonts w:ascii="Avenir Next" w:hAnsi="Avenir Next" w:cs="Avenir Next" w:eastAsia="Avenir Next"/>
+              <w:color w:val="5A5F66"/>
+              <w:sz w:val="15"/>
+              <w:szCs w:val="15"/>
+            </w:rPr>
+            <w:instrText xml:space="preserve"> NUMPAGES </w:instrText>
+          </w:r>
+          <w:r>
+            <w:rPr>
+              <w:rFonts w:ascii="Avenir Next" w:hAnsi="Avenir Next" w:cs="Avenir Next" w:eastAsia="Avenir Next"/>
+              <w:color w:val="5A5F66"/>
+              <w:sz w:val="15"/>
+              <w:szCs w:val="15"/>
+            </w:rPr>
+            <w:fldChar w:fldCharType="separate"/>
+          </w:r>
+          <w:r>
+            <w:rPr>
+              <w:rFonts w:ascii="Avenir Next" w:hAnsi="Avenir Next" w:cs="Avenir Next" w:eastAsia="Avenir Next"/>
+              <w:color w:val="5A5F66"/>
+              <w:sz w:val="15"/>
+              <w:szCs w:val="15"/>
+            </w:rPr>
+            <w:t xml:space="preserve">1</w:t>
+          </w:r>
+          <w:r>
+            <w:rPr>
+              <w:rFonts w:ascii="Avenir Next" w:hAnsi="Avenir Next" w:cs="Avenir Next" w:eastAsia="Avenir Next"/>
+              <w:color w:val="5A5F66"/>
+              <w:sz w:val="15"/>
+              <w:szCs w:val="15"/>
+            </w:rPr>
+            <w:fldChar w:fldCharType="end"/>
           </w:r>
         </w:p>
       </w:tc>
@@ -4655,5 +4762,23 @@
       </w:tblCellMar>
     </w:tblPr>
   </w:style>
+  <w:style w:type="paragraph" w:styleId="Heading1">
+    <w:name w:val="heading 1"/>
+    <w:basedOn w:val="Normal"/>
+    <w:pPr>
+      <w:outlineLvl w:val="0"/>
+      <w:keepNext w:val="0"/>
+      <w:keepLines w:val="0"/>
+    </w:pPr>
+  </w:style>
+  <w:style w:type="paragraph" w:styleId="Heading2">
+    <w:name w:val="heading 2"/>
+    <w:basedOn w:val="Normal"/>
+    <w:pPr>
+      <w:outlineLvl w:val="1"/>
+      <w:keepNext w:val="0"/>
+      <w:keepLines w:val="0"/>
+    </w:pPr>
+  </w:style>
 </w:styles>
 </file>